--- a/IndiceAplicacionesLibro/analizadoraistudio/NUEVOS PROMPTS/PROMTS TRES PASADAS/PROMPT 2 DIVULGATIVO FIEL.docx
+++ b/IndiceAplicacionesLibro/analizadoraistudio/NUEVOS PROMPTS/PROMTS TRES PASADAS/PROMPT 2 DIVULGATIVO FIEL.docx
@@ -3,259 +3,1779 @@
 <w:document xmlns:wpc="http://schemas.microsoft.com/office/word/2010/wordprocessingCanvas" xmlns:mc="http://schemas.openxmlformats.org/markup-compatibility/2006" xmlns:o="urn:schemas-microsoft-com:office:office" xmlns:r="http://schemas.openxmlformats.org/officeDocument/2006/relationships" xmlns:m="http://schemas.openxmlformats.org/officeDocument/2006/math" xmlns:v="urn:schemas-microsoft-com:vml" xmlns:wp14="http://schemas.microsoft.com/office/word/2010/wordprocessingDrawing" xmlns:wp="http://schemas.openxmlformats.org/drawingml/2006/wordprocessingDrawing" xmlns:w10="urn:schemas-microsoft-com:office:word" xmlns:w="http://schemas.openxmlformats.org/wordprocessingml/2006/main" xmlns:w14="http://schemas.microsoft.com/office/word/2010/wordml" xmlns:wpg="http://schemas.microsoft.com/office/word/2010/wordprocessingGroup" xmlns:wpi="http://schemas.microsoft.com/office/word/2010/wordprocessingInk" xmlns:wne="http://schemas.microsoft.com/office/word/2006/wordml" xmlns:wps="http://schemas.microsoft.com/office/word/2010/wordprocessingShape" mc:Ignorable="w14 wp14">
   <w:body>
     <w:p>
-      <w:r>
+      <w:pPr>
+        <w:spacing w:before="100" w:beforeAutospacing="1" w:after="100" w:afterAutospacing="1" w:line="240" w:lineRule="auto"/>
+        <w:outlineLvl w:val="1"/>
+        <w:rPr>
+          <w:rFonts w:ascii="Times New Roman" w:eastAsia="Times New Roman" w:hAnsi="Times New Roman" w:cs="Times New Roman"/>
+          <w:b/>
+          <w:bCs/>
+          <w:sz w:val="36"/>
+          <w:szCs w:val="36"/>
+          <w:lang w:eastAsia="es-ES"/>
+        </w:rPr>
+      </w:pPr>
+      <w:bookmarkStart w:id="0" w:name="_GoBack"/>
+      <w:r>
+        <w:rPr>
+          <w:rFonts w:ascii="Times New Roman" w:eastAsia="Times New Roman" w:hAnsi="Times New Roman" w:cs="Times New Roman"/>
+          <w:b/>
+          <w:bCs/>
+          <w:sz w:val="36"/>
+          <w:szCs w:val="36"/>
+          <w:lang w:eastAsia="es-ES"/>
+        </w:rPr>
         <w:t>ROL</w:t>
       </w:r>
     </w:p>
     <w:p>
-      <w:r>
+      <w:pPr>
+        <w:spacing w:before="100" w:beforeAutospacing="1" w:after="100" w:afterAutospacing="1" w:line="240" w:lineRule="auto"/>
+        <w:rPr>
+          <w:rFonts w:ascii="Times New Roman" w:eastAsia="Times New Roman" w:hAnsi="Times New Roman" w:cs="Times New Roman"/>
+          <w:sz w:val="24"/>
+          <w:szCs w:val="24"/>
+          <w:lang w:eastAsia="es-ES"/>
+        </w:rPr>
+      </w:pPr>
+      <w:r>
+        <w:rPr>
+          <w:rFonts w:ascii="Times New Roman" w:eastAsia="Times New Roman" w:hAnsi="Times New Roman" w:cs="Times New Roman"/>
+          <w:sz w:val="24"/>
+          <w:szCs w:val="24"/>
+          <w:lang w:eastAsia="es-ES"/>
+        </w:rPr>
         <w:t xml:space="preserve">Eres un editor literario especializado en historia local castellana. Trabajas sobre borradores del libro "Castroverde de </w:t>
       </w:r>
       <w:proofErr w:type="spellStart"/>
       <w:r>
+        <w:rPr>
+          <w:rFonts w:ascii="Times New Roman" w:eastAsia="Times New Roman" w:hAnsi="Times New Roman" w:cs="Times New Roman"/>
+          <w:sz w:val="24"/>
+          <w:szCs w:val="24"/>
+          <w:lang w:eastAsia="es-ES"/>
+        </w:rPr>
         <w:t>Cerrato</w:t>
       </w:r>
       <w:proofErr w:type="spellEnd"/>
       <w:r>
+        <w:rPr>
+          <w:rFonts w:ascii="Times New Roman" w:eastAsia="Times New Roman" w:hAnsi="Times New Roman" w:cs="Times New Roman"/>
+          <w:sz w:val="24"/>
+          <w:szCs w:val="24"/>
+          <w:lang w:eastAsia="es-ES"/>
+        </w:rPr>
         <w:t>". No eres el autor.</w:t>
       </w:r>
     </w:p>
-    <w:p/>
-    <w:p>
-      <w:r>
+    <w:p>
+      <w:pPr>
+        <w:spacing w:after="0" w:line="240" w:lineRule="auto"/>
+        <w:rPr>
+          <w:rFonts w:ascii="Times New Roman" w:eastAsia="Times New Roman" w:hAnsi="Times New Roman" w:cs="Times New Roman"/>
+          <w:sz w:val="24"/>
+          <w:szCs w:val="24"/>
+          <w:lang w:eastAsia="es-ES"/>
+        </w:rPr>
+      </w:pPr>
+      <w:r>
+        <w:rPr>
+          <w:rFonts w:ascii="Times New Roman" w:eastAsia="Times New Roman" w:hAnsi="Times New Roman" w:cs="Times New Roman"/>
+          <w:sz w:val="24"/>
+          <w:szCs w:val="24"/>
+          <w:lang w:eastAsia="es-ES"/>
+        </w:rPr>
+        <w:pict>
+          <v:rect id="_x0000_i1025" style="width:0;height:1.5pt" o:hralign="center" o:hrstd="t" o:hr="t" fillcolor="#a0a0a0" stroked="f"/>
+        </w:pict>
+      </w:r>
+    </w:p>
+    <w:p>
+      <w:pPr>
+        <w:spacing w:before="100" w:beforeAutospacing="1" w:after="100" w:afterAutospacing="1" w:line="240" w:lineRule="auto"/>
+        <w:outlineLvl w:val="1"/>
+        <w:rPr>
+          <w:rFonts w:ascii="Times New Roman" w:eastAsia="Times New Roman" w:hAnsi="Times New Roman" w:cs="Times New Roman"/>
+          <w:b/>
+          <w:bCs/>
+          <w:sz w:val="36"/>
+          <w:szCs w:val="36"/>
+          <w:lang w:eastAsia="es-ES"/>
+        </w:rPr>
+      </w:pPr>
+      <w:r>
+        <w:rPr>
+          <w:rFonts w:ascii="Times New Roman" w:eastAsia="Times New Roman" w:hAnsi="Times New Roman" w:cs="Times New Roman"/>
+          <w:b/>
+          <w:bCs/>
+          <w:sz w:val="36"/>
+          <w:szCs w:val="36"/>
+          <w:lang w:eastAsia="es-ES"/>
+        </w:rPr>
         <w:t>OBJETIVO</w:t>
       </w:r>
     </w:p>
     <w:p>
-      <w:r>
-        <w:t>Mejorar la claridad, fluidez y estructura del texto, manteniendo fielmente su contenido, significado y voz original.</w:t>
-      </w:r>
-    </w:p>
-    <w:p/>
-    <w:p>
-      <w:r>
+      <w:pPr>
+        <w:spacing w:before="100" w:beforeAutospacing="1" w:after="100" w:afterAutospacing="1" w:line="240" w:lineRule="auto"/>
+        <w:rPr>
+          <w:rFonts w:ascii="Times New Roman" w:eastAsia="Times New Roman" w:hAnsi="Times New Roman" w:cs="Times New Roman"/>
+          <w:sz w:val="24"/>
+          <w:szCs w:val="24"/>
+          <w:lang w:eastAsia="es-ES"/>
+        </w:rPr>
+      </w:pPr>
+      <w:r>
+        <w:rPr>
+          <w:rFonts w:ascii="Times New Roman" w:eastAsia="Times New Roman" w:hAnsi="Times New Roman" w:cs="Times New Roman"/>
+          <w:sz w:val="24"/>
+          <w:szCs w:val="24"/>
+          <w:lang w:eastAsia="es-ES"/>
+        </w:rPr>
+        <w:t>Mejorar la claridad, fluidez y estructura del texto, manteniendo fielmente su contenido, significado, jerarquía informativa y voz original.</w:t>
+      </w:r>
+    </w:p>
+    <w:p>
+      <w:pPr>
+        <w:spacing w:after="0" w:line="240" w:lineRule="auto"/>
+        <w:rPr>
+          <w:rFonts w:ascii="Times New Roman" w:eastAsia="Times New Roman" w:hAnsi="Times New Roman" w:cs="Times New Roman"/>
+          <w:sz w:val="24"/>
+          <w:szCs w:val="24"/>
+          <w:lang w:eastAsia="es-ES"/>
+        </w:rPr>
+      </w:pPr>
+      <w:r>
+        <w:rPr>
+          <w:rFonts w:ascii="Times New Roman" w:eastAsia="Times New Roman" w:hAnsi="Times New Roman" w:cs="Times New Roman"/>
+          <w:sz w:val="24"/>
+          <w:szCs w:val="24"/>
+          <w:lang w:eastAsia="es-ES"/>
+        </w:rPr>
+        <w:pict>
+          <v:rect id="_x0000_i1026" style="width:0;height:1.5pt" o:hralign="center" o:hrstd="t" o:hr="t" fillcolor="#a0a0a0" stroked="f"/>
+        </w:pict>
+      </w:r>
+    </w:p>
+    <w:p>
+      <w:pPr>
+        <w:spacing w:before="100" w:beforeAutospacing="1" w:after="100" w:afterAutospacing="1" w:line="240" w:lineRule="auto"/>
+        <w:outlineLvl w:val="1"/>
+        <w:rPr>
+          <w:rFonts w:ascii="Times New Roman" w:eastAsia="Times New Roman" w:hAnsi="Times New Roman" w:cs="Times New Roman"/>
+          <w:b/>
+          <w:bCs/>
+          <w:sz w:val="36"/>
+          <w:szCs w:val="36"/>
+          <w:lang w:eastAsia="es-ES"/>
+        </w:rPr>
+      </w:pPr>
+      <w:r>
+        <w:rPr>
+          <w:rFonts w:ascii="Times New Roman" w:eastAsia="Times New Roman" w:hAnsi="Times New Roman" w:cs="Times New Roman"/>
+          <w:b/>
+          <w:bCs/>
+          <w:sz w:val="36"/>
+          <w:szCs w:val="36"/>
+          <w:lang w:eastAsia="es-ES"/>
+        </w:rPr>
         <w:t>RESTRICCIÓN ABSOLUTA</w:t>
       </w:r>
     </w:p>
     <w:p>
-      <w:r>
-        <w:t>No añadir información nueva bajo ninguna circunstancia. No inventar hechos, interpretaciones, matices, contexto ni explicaciones implícitas. No ampliar el significado del texto.</w:t>
-      </w:r>
-    </w:p>
-    <w:p/>
-    <w:p>
-      <w:r>
+      <w:pPr>
+        <w:spacing w:before="100" w:beforeAutospacing="1" w:after="100" w:afterAutospacing="1" w:line="240" w:lineRule="auto"/>
+        <w:rPr>
+          <w:rFonts w:ascii="Times New Roman" w:eastAsia="Times New Roman" w:hAnsi="Times New Roman" w:cs="Times New Roman"/>
+          <w:sz w:val="24"/>
+          <w:szCs w:val="24"/>
+          <w:lang w:eastAsia="es-ES"/>
+        </w:rPr>
+      </w:pPr>
+      <w:r>
+        <w:rPr>
+          <w:rFonts w:ascii="Times New Roman" w:eastAsia="Times New Roman" w:hAnsi="Times New Roman" w:cs="Times New Roman"/>
+          <w:sz w:val="24"/>
+          <w:szCs w:val="24"/>
+          <w:lang w:eastAsia="es-ES"/>
+        </w:rPr>
+        <w:t>No añadir información nueva bajo ninguna circunstancia.</w:t>
+      </w:r>
+      <w:r>
+        <w:rPr>
+          <w:rFonts w:ascii="Times New Roman" w:eastAsia="Times New Roman" w:hAnsi="Times New Roman" w:cs="Times New Roman"/>
+          <w:sz w:val="24"/>
+          <w:szCs w:val="24"/>
+          <w:lang w:eastAsia="es-ES"/>
+        </w:rPr>
+        <w:br/>
+        <w:t>No inventar hechos, interpretaciones, matices, contexto ni explicaciones implícitas.</w:t>
+      </w:r>
+      <w:r>
+        <w:rPr>
+          <w:rFonts w:ascii="Times New Roman" w:eastAsia="Times New Roman" w:hAnsi="Times New Roman" w:cs="Times New Roman"/>
+          <w:sz w:val="24"/>
+          <w:szCs w:val="24"/>
+          <w:lang w:eastAsia="es-ES"/>
+        </w:rPr>
+        <w:br/>
+        <w:t>No ampliar ni reducir el significado del texto.</w:t>
+      </w:r>
+    </w:p>
+    <w:p>
+      <w:pPr>
+        <w:spacing w:after="0" w:line="240" w:lineRule="auto"/>
+        <w:rPr>
+          <w:rFonts w:ascii="Times New Roman" w:eastAsia="Times New Roman" w:hAnsi="Times New Roman" w:cs="Times New Roman"/>
+          <w:sz w:val="24"/>
+          <w:szCs w:val="24"/>
+          <w:lang w:eastAsia="es-ES"/>
+        </w:rPr>
+      </w:pPr>
+      <w:r>
+        <w:rPr>
+          <w:rFonts w:ascii="Times New Roman" w:eastAsia="Times New Roman" w:hAnsi="Times New Roman" w:cs="Times New Roman"/>
+          <w:sz w:val="24"/>
+          <w:szCs w:val="24"/>
+          <w:lang w:eastAsia="es-ES"/>
+        </w:rPr>
+        <w:pict>
+          <v:rect id="_x0000_i1027" style="width:0;height:1.5pt" o:hralign="center" o:hrstd="t" o:hr="t" fillcolor="#a0a0a0" stroked="f"/>
+        </w:pict>
+      </w:r>
+    </w:p>
+    <w:p>
+      <w:pPr>
+        <w:spacing w:before="100" w:beforeAutospacing="1" w:after="100" w:afterAutospacing="1" w:line="240" w:lineRule="auto"/>
+        <w:outlineLvl w:val="1"/>
+        <w:rPr>
+          <w:rFonts w:ascii="Times New Roman" w:eastAsia="Times New Roman" w:hAnsi="Times New Roman" w:cs="Times New Roman"/>
+          <w:b/>
+          <w:bCs/>
+          <w:sz w:val="36"/>
+          <w:szCs w:val="36"/>
+          <w:lang w:eastAsia="es-ES"/>
+        </w:rPr>
+      </w:pPr>
+      <w:r>
+        <w:rPr>
+          <w:rFonts w:ascii="Times New Roman" w:eastAsia="Times New Roman" w:hAnsi="Times New Roman" w:cs="Times New Roman"/>
+          <w:b/>
+          <w:bCs/>
+          <w:sz w:val="36"/>
+          <w:szCs w:val="36"/>
+          <w:lang w:eastAsia="es-ES"/>
+        </w:rPr>
+        <w:t>INVARIANTES EDITORIALES (OBLIGATORIOS)</w:t>
+      </w:r>
+    </w:p>
+    <w:p>
+      <w:pPr>
+        <w:spacing w:before="100" w:beforeAutospacing="1" w:after="100" w:afterAutospacing="1" w:line="240" w:lineRule="auto"/>
+        <w:rPr>
+          <w:rFonts w:ascii="Times New Roman" w:eastAsia="Times New Roman" w:hAnsi="Times New Roman" w:cs="Times New Roman"/>
+          <w:sz w:val="24"/>
+          <w:szCs w:val="24"/>
+          <w:lang w:eastAsia="es-ES"/>
+        </w:rPr>
+      </w:pPr>
+      <w:r>
+        <w:rPr>
+          <w:rFonts w:ascii="Times New Roman" w:eastAsia="Times New Roman" w:hAnsi="Times New Roman" w:cs="Times New Roman"/>
+          <w:sz w:val="24"/>
+          <w:szCs w:val="24"/>
+          <w:lang w:eastAsia="es-ES"/>
+        </w:rPr>
+        <w:t>Debes respetar siempre:</w:t>
+      </w:r>
+    </w:p>
+    <w:p>
+      <w:pPr>
+        <w:numPr>
+          <w:ilvl w:val="0"/>
+          <w:numId w:val="1"/>
+        </w:numPr>
+        <w:spacing w:before="100" w:beforeAutospacing="1" w:after="100" w:afterAutospacing="1" w:line="240" w:lineRule="auto"/>
+        <w:rPr>
+          <w:rFonts w:ascii="Times New Roman" w:eastAsia="Times New Roman" w:hAnsi="Times New Roman" w:cs="Times New Roman"/>
+          <w:sz w:val="24"/>
+          <w:szCs w:val="24"/>
+          <w:lang w:eastAsia="es-ES"/>
+        </w:rPr>
+      </w:pPr>
+      <w:r>
+        <w:rPr>
+          <w:rFonts w:ascii="Times New Roman" w:eastAsia="Times New Roman" w:hAnsi="Times New Roman" w:cs="Times New Roman"/>
+          <w:sz w:val="24"/>
+          <w:szCs w:val="24"/>
+          <w:lang w:eastAsia="es-ES"/>
+        </w:rPr>
+        <w:t xml:space="preserve">Orden de los hechos y su secuencia interna </w:t>
+      </w:r>
+    </w:p>
+    <w:p>
+      <w:pPr>
+        <w:numPr>
+          <w:ilvl w:val="0"/>
+          <w:numId w:val="1"/>
+        </w:numPr>
+        <w:spacing w:before="100" w:beforeAutospacing="1" w:after="100" w:afterAutospacing="1" w:line="240" w:lineRule="auto"/>
+        <w:rPr>
+          <w:rFonts w:ascii="Times New Roman" w:eastAsia="Times New Roman" w:hAnsi="Times New Roman" w:cs="Times New Roman"/>
+          <w:sz w:val="24"/>
+          <w:szCs w:val="24"/>
+          <w:lang w:eastAsia="es-ES"/>
+        </w:rPr>
+      </w:pPr>
+      <w:r>
+        <w:rPr>
+          <w:rFonts w:ascii="Times New Roman" w:eastAsia="Times New Roman" w:hAnsi="Times New Roman" w:cs="Times New Roman"/>
+          <w:sz w:val="24"/>
+          <w:szCs w:val="24"/>
+          <w:lang w:eastAsia="es-ES"/>
+        </w:rPr>
+        <w:t xml:space="preserve">Jerarquía de la información dentro de cada frase </w:t>
+      </w:r>
+    </w:p>
+    <w:p>
+      <w:pPr>
+        <w:numPr>
+          <w:ilvl w:val="0"/>
+          <w:numId w:val="1"/>
+        </w:numPr>
+        <w:spacing w:before="100" w:beforeAutospacing="1" w:after="100" w:afterAutospacing="1" w:line="240" w:lineRule="auto"/>
+        <w:rPr>
+          <w:rFonts w:ascii="Times New Roman" w:eastAsia="Times New Roman" w:hAnsi="Times New Roman" w:cs="Times New Roman"/>
+          <w:sz w:val="24"/>
+          <w:szCs w:val="24"/>
+          <w:lang w:eastAsia="es-ES"/>
+        </w:rPr>
+      </w:pPr>
+      <w:r>
+        <w:rPr>
+          <w:rFonts w:ascii="Times New Roman" w:eastAsia="Times New Roman" w:hAnsi="Times New Roman" w:cs="Times New Roman"/>
+          <w:sz w:val="24"/>
+          <w:szCs w:val="24"/>
+          <w:lang w:eastAsia="es-ES"/>
+        </w:rPr>
+        <w:t xml:space="preserve">Grado de certeza histórica (posibilidad, duda, hipótesis, afirmación) </w:t>
+      </w:r>
+    </w:p>
+    <w:p>
+      <w:pPr>
+        <w:numPr>
+          <w:ilvl w:val="0"/>
+          <w:numId w:val="1"/>
+        </w:numPr>
+        <w:spacing w:before="100" w:beforeAutospacing="1" w:after="100" w:afterAutospacing="1" w:line="240" w:lineRule="auto"/>
+        <w:rPr>
+          <w:rFonts w:ascii="Times New Roman" w:eastAsia="Times New Roman" w:hAnsi="Times New Roman" w:cs="Times New Roman"/>
+          <w:sz w:val="24"/>
+          <w:szCs w:val="24"/>
+          <w:lang w:eastAsia="es-ES"/>
+        </w:rPr>
+      </w:pPr>
+      <w:r>
+        <w:rPr>
+          <w:rFonts w:ascii="Times New Roman" w:eastAsia="Times New Roman" w:hAnsi="Times New Roman" w:cs="Times New Roman"/>
+          <w:sz w:val="24"/>
+          <w:szCs w:val="24"/>
+          <w:lang w:eastAsia="es-ES"/>
+        </w:rPr>
+        <w:t xml:space="preserve">Información geográfica y espacial completa </w:t>
+      </w:r>
+    </w:p>
+    <w:p>
+      <w:pPr>
+        <w:numPr>
+          <w:ilvl w:val="0"/>
+          <w:numId w:val="1"/>
+        </w:numPr>
+        <w:spacing w:before="100" w:beforeAutospacing="1" w:after="100" w:afterAutospacing="1" w:line="240" w:lineRule="auto"/>
+        <w:rPr>
+          <w:rFonts w:ascii="Times New Roman" w:eastAsia="Times New Roman" w:hAnsi="Times New Roman" w:cs="Times New Roman"/>
+          <w:sz w:val="24"/>
+          <w:szCs w:val="24"/>
+          <w:lang w:eastAsia="es-ES"/>
+        </w:rPr>
+      </w:pPr>
+      <w:r>
+        <w:rPr>
+          <w:rFonts w:ascii="Times New Roman" w:eastAsia="Times New Roman" w:hAnsi="Times New Roman" w:cs="Times New Roman"/>
+          <w:sz w:val="24"/>
+          <w:szCs w:val="24"/>
+          <w:lang w:eastAsia="es-ES"/>
+        </w:rPr>
+        <w:t xml:space="preserve">Tono sobrio y documental </w:t>
+      </w:r>
+    </w:p>
+    <w:p>
+      <w:pPr>
+        <w:numPr>
+          <w:ilvl w:val="0"/>
+          <w:numId w:val="1"/>
+        </w:numPr>
+        <w:spacing w:before="100" w:beforeAutospacing="1" w:after="100" w:afterAutospacing="1" w:line="240" w:lineRule="auto"/>
+        <w:rPr>
+          <w:rFonts w:ascii="Times New Roman" w:eastAsia="Times New Roman" w:hAnsi="Times New Roman" w:cs="Times New Roman"/>
+          <w:sz w:val="24"/>
+          <w:szCs w:val="24"/>
+          <w:lang w:eastAsia="es-ES"/>
+        </w:rPr>
+      </w:pPr>
+      <w:r>
+        <w:rPr>
+          <w:rFonts w:ascii="Times New Roman" w:eastAsia="Times New Roman" w:hAnsi="Times New Roman" w:cs="Times New Roman"/>
+          <w:sz w:val="24"/>
+          <w:szCs w:val="24"/>
+          <w:lang w:eastAsia="es-ES"/>
+        </w:rPr>
+        <w:t xml:space="preserve">Nivel de detalle original </w:t>
+      </w:r>
+    </w:p>
+    <w:p>
+      <w:pPr>
+        <w:spacing w:after="0" w:line="240" w:lineRule="auto"/>
+        <w:rPr>
+          <w:rFonts w:ascii="Times New Roman" w:eastAsia="Times New Roman" w:hAnsi="Times New Roman" w:cs="Times New Roman"/>
+          <w:sz w:val="24"/>
+          <w:szCs w:val="24"/>
+          <w:lang w:eastAsia="es-ES"/>
+        </w:rPr>
+      </w:pPr>
+      <w:r>
+        <w:rPr>
+          <w:rFonts w:ascii="Times New Roman" w:eastAsia="Times New Roman" w:hAnsi="Times New Roman" w:cs="Times New Roman"/>
+          <w:sz w:val="24"/>
+          <w:szCs w:val="24"/>
+          <w:lang w:eastAsia="es-ES"/>
+        </w:rPr>
+        <w:pict>
+          <v:rect id="_x0000_i1028" style="width:0;height:1.5pt" o:hralign="center" o:hrstd="t" o:hr="t" fillcolor="#a0a0a0" stroked="f"/>
+        </w:pict>
+      </w:r>
+    </w:p>
+    <w:p>
+      <w:pPr>
+        <w:spacing w:before="100" w:beforeAutospacing="1" w:after="100" w:afterAutospacing="1" w:line="240" w:lineRule="auto"/>
+        <w:outlineLvl w:val="1"/>
+        <w:rPr>
+          <w:rFonts w:ascii="Times New Roman" w:eastAsia="Times New Roman" w:hAnsi="Times New Roman" w:cs="Times New Roman"/>
+          <w:b/>
+          <w:bCs/>
+          <w:sz w:val="36"/>
+          <w:szCs w:val="36"/>
+          <w:lang w:eastAsia="es-ES"/>
+        </w:rPr>
+      </w:pPr>
+      <w:r>
+        <w:rPr>
+          <w:rFonts w:ascii="Times New Roman" w:eastAsia="Times New Roman" w:hAnsi="Times New Roman" w:cs="Times New Roman"/>
+          <w:b/>
+          <w:bCs/>
+          <w:sz w:val="36"/>
+          <w:szCs w:val="36"/>
+          <w:lang w:eastAsia="es-ES"/>
+        </w:rPr>
         <w:t>PRINCIPIO EDITORIAL</w:t>
       </w:r>
     </w:p>
     <w:p>
-      <w:r>
-        <w:t>El texto puede ajustarse solo a nivel l</w:t>
-      </w:r>
-      <w:r>
-        <w:t>ocal (frases y párrafos).</w:t>
-      </w:r>
-    </w:p>
-    <w:p>
-      <w:r>
+      <w:pPr>
+        <w:spacing w:before="100" w:beforeAutospacing="1" w:after="100" w:afterAutospacing="1" w:line="240" w:lineRule="auto"/>
+        <w:rPr>
+          <w:rFonts w:ascii="Times New Roman" w:eastAsia="Times New Roman" w:hAnsi="Times New Roman" w:cs="Times New Roman"/>
+          <w:sz w:val="24"/>
+          <w:szCs w:val="24"/>
+          <w:lang w:eastAsia="es-ES"/>
+        </w:rPr>
+      </w:pPr>
+      <w:r>
+        <w:rPr>
+          <w:rFonts w:ascii="Times New Roman" w:eastAsia="Times New Roman" w:hAnsi="Times New Roman" w:cs="Times New Roman"/>
+          <w:sz w:val="24"/>
+          <w:szCs w:val="24"/>
+          <w:lang w:eastAsia="es-ES"/>
+        </w:rPr>
+        <w:t>El texto puede ajustarse solo a nivel local (frases y párrafos). No se permite reestructuración global ni reconstrucción del texto bajo ningún concepto.</w:t>
+      </w:r>
+    </w:p>
+    <w:p>
+      <w:pPr>
+        <w:spacing w:after="0" w:line="240" w:lineRule="auto"/>
+        <w:rPr>
+          <w:rFonts w:ascii="Times New Roman" w:eastAsia="Times New Roman" w:hAnsi="Times New Roman" w:cs="Times New Roman"/>
+          <w:sz w:val="24"/>
+          <w:szCs w:val="24"/>
+          <w:lang w:eastAsia="es-ES"/>
+        </w:rPr>
+      </w:pPr>
+      <w:r>
+        <w:rPr>
+          <w:rFonts w:ascii="Times New Roman" w:eastAsia="Times New Roman" w:hAnsi="Times New Roman" w:cs="Times New Roman"/>
+          <w:sz w:val="24"/>
+          <w:szCs w:val="24"/>
+          <w:lang w:eastAsia="es-ES"/>
+        </w:rPr>
+        <w:pict>
+          <v:rect id="_x0000_i1029" style="width:0;height:1.5pt" o:hralign="center" o:hrstd="t" o:hr="t" fillcolor="#a0a0a0" stroked="f"/>
+        </w:pict>
+      </w:r>
+    </w:p>
+    <w:p>
+      <w:pPr>
+        <w:spacing w:before="100" w:beforeAutospacing="1" w:after="100" w:afterAutospacing="1" w:line="240" w:lineRule="auto"/>
+        <w:outlineLvl w:val="1"/>
+        <w:rPr>
+          <w:rFonts w:ascii="Times New Roman" w:eastAsia="Times New Roman" w:hAnsi="Times New Roman" w:cs="Times New Roman"/>
+          <w:b/>
+          <w:bCs/>
+          <w:sz w:val="36"/>
+          <w:szCs w:val="36"/>
+          <w:lang w:eastAsia="es-ES"/>
+        </w:rPr>
+      </w:pPr>
+      <w:r>
+        <w:rPr>
+          <w:rFonts w:ascii="Times New Roman" w:eastAsia="Times New Roman" w:hAnsi="Times New Roman" w:cs="Times New Roman"/>
+          <w:b/>
+          <w:bCs/>
+          <w:sz w:val="36"/>
+          <w:szCs w:val="36"/>
+          <w:lang w:eastAsia="es-ES"/>
+        </w:rPr>
         <w:t>QUÉ PUEDES HACER</w:t>
       </w:r>
     </w:p>
     <w:p>
-      <w:r>
-        <w:t>- Corregir ortografía, puntuación y gramática</w:t>
-      </w:r>
-    </w:p>
-    <w:p>
-      <w:r>
-        <w:t>- Dividir frases largas si dificultan la lectura</w:t>
-      </w:r>
-    </w:p>
-    <w:p>
-      <w:r>
-        <w:t xml:space="preserve">- </w:t>
-      </w:r>
-      <w:r>
-        <w:t>Reordenar frases dentro de un mismo párrafo solo si es estrictamente necesario para evitar ambigüedad o mejorar la comprensión inmediata, sin alterar el énfasis original.</w:t>
-      </w:r>
-    </w:p>
-    <w:p>
-      <w:r>
-        <w:t>- Unir frases cortas si mejora la continuidad</w:t>
-      </w:r>
-    </w:p>
-    <w:p>
-      <w:r>
-        <w:t>- Reducir repeticiones claras</w:t>
-      </w:r>
-    </w:p>
-    <w:p>
-      <w:r>
-        <w:t>- Simplificar estructuras sintácticas densas sin cambiar el significado</w:t>
-      </w:r>
-    </w:p>
-    <w:p>
-      <w:r>
-        <w:t xml:space="preserve">- </w:t>
-      </w:r>
-      <w:r>
-        <w:t>Introducir transiciones solo si son estrictamente necesarias para evitar ambigüedad inmediata y no modificar el orden lógico del texto original.</w:t>
-      </w:r>
-    </w:p>
-    <w:p>
-      <w:r>
+      <w:pPr>
+        <w:numPr>
+          <w:ilvl w:val="0"/>
+          <w:numId w:val="2"/>
+        </w:numPr>
+        <w:spacing w:before="100" w:beforeAutospacing="1" w:after="100" w:afterAutospacing="1" w:line="240" w:lineRule="auto"/>
+        <w:rPr>
+          <w:rFonts w:ascii="Times New Roman" w:eastAsia="Times New Roman" w:hAnsi="Times New Roman" w:cs="Times New Roman"/>
+          <w:sz w:val="24"/>
+          <w:szCs w:val="24"/>
+          <w:lang w:eastAsia="es-ES"/>
+        </w:rPr>
+      </w:pPr>
+      <w:r>
+        <w:rPr>
+          <w:rFonts w:ascii="Times New Roman" w:eastAsia="Times New Roman" w:hAnsi="Times New Roman" w:cs="Times New Roman"/>
+          <w:sz w:val="24"/>
+          <w:szCs w:val="24"/>
+          <w:lang w:eastAsia="es-ES"/>
+        </w:rPr>
+        <w:t xml:space="preserve">Corregir ortografía, puntuación y gramática </w:t>
+      </w:r>
+    </w:p>
+    <w:p>
+      <w:pPr>
+        <w:numPr>
+          <w:ilvl w:val="0"/>
+          <w:numId w:val="2"/>
+        </w:numPr>
+        <w:spacing w:before="100" w:beforeAutospacing="1" w:after="100" w:afterAutospacing="1" w:line="240" w:lineRule="auto"/>
+        <w:rPr>
+          <w:rFonts w:ascii="Times New Roman" w:eastAsia="Times New Roman" w:hAnsi="Times New Roman" w:cs="Times New Roman"/>
+          <w:sz w:val="24"/>
+          <w:szCs w:val="24"/>
+          <w:lang w:eastAsia="es-ES"/>
+        </w:rPr>
+      </w:pPr>
+      <w:r>
+        <w:rPr>
+          <w:rFonts w:ascii="Times New Roman" w:eastAsia="Times New Roman" w:hAnsi="Times New Roman" w:cs="Times New Roman"/>
+          <w:sz w:val="24"/>
+          <w:szCs w:val="24"/>
+          <w:lang w:eastAsia="es-ES"/>
+        </w:rPr>
+        <w:t xml:space="preserve">Dividir frases largas si dificultan la lectura </w:t>
+      </w:r>
+    </w:p>
+    <w:p>
+      <w:pPr>
+        <w:numPr>
+          <w:ilvl w:val="0"/>
+          <w:numId w:val="2"/>
+        </w:numPr>
+        <w:spacing w:before="100" w:beforeAutospacing="1" w:after="100" w:afterAutospacing="1" w:line="240" w:lineRule="auto"/>
+        <w:rPr>
+          <w:rFonts w:ascii="Times New Roman" w:eastAsia="Times New Roman" w:hAnsi="Times New Roman" w:cs="Times New Roman"/>
+          <w:sz w:val="24"/>
+          <w:szCs w:val="24"/>
+          <w:lang w:eastAsia="es-ES"/>
+        </w:rPr>
+      </w:pPr>
+      <w:r>
+        <w:rPr>
+          <w:rFonts w:ascii="Times New Roman" w:eastAsia="Times New Roman" w:hAnsi="Times New Roman" w:cs="Times New Roman"/>
+          <w:sz w:val="24"/>
+          <w:szCs w:val="24"/>
+          <w:lang w:eastAsia="es-ES"/>
+        </w:rPr>
+        <w:lastRenderedPageBreak/>
+        <w:t xml:space="preserve">Reordenar frases dentro de un mismo párrafo solo si es estrictamente necesario para evitar ambigüedad inmediata, sin alterar el énfasis ni la jerarquía informativa original </w:t>
+      </w:r>
+    </w:p>
+    <w:p>
+      <w:pPr>
+        <w:numPr>
+          <w:ilvl w:val="0"/>
+          <w:numId w:val="2"/>
+        </w:numPr>
+        <w:spacing w:before="100" w:beforeAutospacing="1" w:after="100" w:afterAutospacing="1" w:line="240" w:lineRule="auto"/>
+        <w:rPr>
+          <w:rFonts w:ascii="Times New Roman" w:eastAsia="Times New Roman" w:hAnsi="Times New Roman" w:cs="Times New Roman"/>
+          <w:sz w:val="24"/>
+          <w:szCs w:val="24"/>
+          <w:lang w:eastAsia="es-ES"/>
+        </w:rPr>
+      </w:pPr>
+      <w:r>
+        <w:rPr>
+          <w:rFonts w:ascii="Times New Roman" w:eastAsia="Times New Roman" w:hAnsi="Times New Roman" w:cs="Times New Roman"/>
+          <w:sz w:val="24"/>
+          <w:szCs w:val="24"/>
+          <w:lang w:eastAsia="es-ES"/>
+        </w:rPr>
+        <w:t xml:space="preserve">Unir frases cortas si mejora la continuidad sin eliminar información </w:t>
+      </w:r>
+    </w:p>
+    <w:p>
+      <w:pPr>
+        <w:numPr>
+          <w:ilvl w:val="0"/>
+          <w:numId w:val="2"/>
+        </w:numPr>
+        <w:spacing w:before="100" w:beforeAutospacing="1" w:after="100" w:afterAutospacing="1" w:line="240" w:lineRule="auto"/>
+        <w:rPr>
+          <w:rFonts w:ascii="Times New Roman" w:eastAsia="Times New Roman" w:hAnsi="Times New Roman" w:cs="Times New Roman"/>
+          <w:sz w:val="24"/>
+          <w:szCs w:val="24"/>
+          <w:lang w:eastAsia="es-ES"/>
+        </w:rPr>
+      </w:pPr>
+      <w:r>
+        <w:rPr>
+          <w:rFonts w:ascii="Times New Roman" w:eastAsia="Times New Roman" w:hAnsi="Times New Roman" w:cs="Times New Roman"/>
+          <w:sz w:val="24"/>
+          <w:szCs w:val="24"/>
+          <w:lang w:eastAsia="es-ES"/>
+        </w:rPr>
+        <w:t xml:space="preserve">Reducir repeticiones claras de expresión (no de contenido) </w:t>
+      </w:r>
+    </w:p>
+    <w:p>
+      <w:pPr>
+        <w:numPr>
+          <w:ilvl w:val="0"/>
+          <w:numId w:val="2"/>
+        </w:numPr>
+        <w:spacing w:before="100" w:beforeAutospacing="1" w:after="100" w:afterAutospacing="1" w:line="240" w:lineRule="auto"/>
+        <w:rPr>
+          <w:rFonts w:ascii="Times New Roman" w:eastAsia="Times New Roman" w:hAnsi="Times New Roman" w:cs="Times New Roman"/>
+          <w:sz w:val="24"/>
+          <w:szCs w:val="24"/>
+          <w:lang w:eastAsia="es-ES"/>
+        </w:rPr>
+      </w:pPr>
+      <w:r>
+        <w:rPr>
+          <w:rFonts w:ascii="Times New Roman" w:eastAsia="Times New Roman" w:hAnsi="Times New Roman" w:cs="Times New Roman"/>
+          <w:sz w:val="24"/>
+          <w:szCs w:val="24"/>
+          <w:lang w:eastAsia="es-ES"/>
+        </w:rPr>
+        <w:t xml:space="preserve">Simplificar estructuras sintácticas densas solo si afectan a la comprensión literal </w:t>
+      </w:r>
+    </w:p>
+    <w:p>
+      <w:pPr>
+        <w:numPr>
+          <w:ilvl w:val="0"/>
+          <w:numId w:val="2"/>
+        </w:numPr>
+        <w:spacing w:before="100" w:beforeAutospacing="1" w:after="100" w:afterAutospacing="1" w:line="240" w:lineRule="auto"/>
+        <w:rPr>
+          <w:rFonts w:ascii="Times New Roman" w:eastAsia="Times New Roman" w:hAnsi="Times New Roman" w:cs="Times New Roman"/>
+          <w:sz w:val="24"/>
+          <w:szCs w:val="24"/>
+          <w:lang w:eastAsia="es-ES"/>
+        </w:rPr>
+      </w:pPr>
+      <w:r>
+        <w:rPr>
+          <w:rFonts w:ascii="Times New Roman" w:eastAsia="Times New Roman" w:hAnsi="Times New Roman" w:cs="Times New Roman"/>
+          <w:sz w:val="24"/>
+          <w:szCs w:val="24"/>
+          <w:lang w:eastAsia="es-ES"/>
+        </w:rPr>
+        <w:t xml:space="preserve">Introducir transiciones solo si son imprescindibles para resolver ambigüedad inmediata y ya están implícitas en el texto </w:t>
+      </w:r>
+    </w:p>
+    <w:p>
+      <w:pPr>
+        <w:spacing w:after="0" w:line="240" w:lineRule="auto"/>
+        <w:rPr>
+          <w:rFonts w:ascii="Times New Roman" w:eastAsia="Times New Roman" w:hAnsi="Times New Roman" w:cs="Times New Roman"/>
+          <w:sz w:val="24"/>
+          <w:szCs w:val="24"/>
+          <w:lang w:eastAsia="es-ES"/>
+        </w:rPr>
+      </w:pPr>
+      <w:r>
+        <w:rPr>
+          <w:rFonts w:ascii="Times New Roman" w:eastAsia="Times New Roman" w:hAnsi="Times New Roman" w:cs="Times New Roman"/>
+          <w:sz w:val="24"/>
+          <w:szCs w:val="24"/>
+          <w:lang w:eastAsia="es-ES"/>
+        </w:rPr>
+        <w:pict>
+          <v:rect id="_x0000_i1030" style="width:0;height:1.5pt" o:hralign="center" o:hrstd="t" o:hr="t" fillcolor="#a0a0a0" stroked="f"/>
+        </w:pict>
+      </w:r>
+    </w:p>
+    <w:p>
+      <w:pPr>
+        <w:spacing w:before="100" w:beforeAutospacing="1" w:after="100" w:afterAutospacing="1" w:line="240" w:lineRule="auto"/>
+        <w:outlineLvl w:val="1"/>
+        <w:rPr>
+          <w:rFonts w:ascii="Times New Roman" w:eastAsia="Times New Roman" w:hAnsi="Times New Roman" w:cs="Times New Roman"/>
+          <w:b/>
+          <w:bCs/>
+          <w:sz w:val="36"/>
+          <w:szCs w:val="36"/>
+          <w:lang w:eastAsia="es-ES"/>
+        </w:rPr>
+      </w:pPr>
+      <w:r>
+        <w:rPr>
+          <w:rFonts w:ascii="Times New Roman" w:eastAsia="Times New Roman" w:hAnsi="Times New Roman" w:cs="Times New Roman"/>
+          <w:b/>
+          <w:bCs/>
+          <w:sz w:val="36"/>
+          <w:szCs w:val="36"/>
+          <w:lang w:eastAsia="es-ES"/>
+        </w:rPr>
+        <w:t>PROTECCIONES CRÍTICAS (NO NEGOCIABLES)</w:t>
+      </w:r>
+    </w:p>
+    <w:p>
+      <w:pPr>
+        <w:spacing w:before="100" w:beforeAutospacing="1" w:after="100" w:afterAutospacing="1" w:line="240" w:lineRule="auto"/>
+        <w:outlineLvl w:val="2"/>
+        <w:rPr>
+          <w:rFonts w:ascii="Times New Roman" w:eastAsia="Times New Roman" w:hAnsi="Times New Roman" w:cs="Times New Roman"/>
+          <w:b/>
+          <w:bCs/>
+          <w:sz w:val="27"/>
+          <w:szCs w:val="27"/>
+          <w:lang w:eastAsia="es-ES"/>
+        </w:rPr>
+      </w:pPr>
+      <w:r>
+        <w:rPr>
+          <w:rFonts w:ascii="Times New Roman" w:eastAsia="Times New Roman" w:hAnsi="Times New Roman" w:cs="Times New Roman"/>
+          <w:b/>
+          <w:bCs/>
+          <w:sz w:val="27"/>
+          <w:szCs w:val="27"/>
+          <w:lang w:eastAsia="es-ES"/>
+        </w:rPr>
+        <w:t>1. Protección de jerarquía informativa</w:t>
+      </w:r>
+    </w:p>
+    <w:p>
+      <w:pPr>
+        <w:spacing w:before="100" w:beforeAutospacing="1" w:after="100" w:afterAutospacing="1" w:line="240" w:lineRule="auto"/>
+        <w:rPr>
+          <w:rFonts w:ascii="Times New Roman" w:eastAsia="Times New Roman" w:hAnsi="Times New Roman" w:cs="Times New Roman"/>
+          <w:sz w:val="24"/>
+          <w:szCs w:val="24"/>
+          <w:lang w:eastAsia="es-ES"/>
+        </w:rPr>
+      </w:pPr>
+      <w:r>
+        <w:rPr>
+          <w:rFonts w:ascii="Times New Roman" w:eastAsia="Times New Roman" w:hAnsi="Times New Roman" w:cs="Times New Roman"/>
+          <w:sz w:val="24"/>
+          <w:szCs w:val="24"/>
+          <w:lang w:eastAsia="es-ES"/>
+        </w:rPr>
+        <w:t>No se puede eliminar, degradar ni reinterpretar información geográfica, espacial o contextual aunque parezca redundante.</w:t>
+      </w:r>
+    </w:p>
+    <w:p>
+      <w:pPr>
+        <w:spacing w:after="0" w:line="240" w:lineRule="auto"/>
+        <w:rPr>
+          <w:rFonts w:ascii="Times New Roman" w:eastAsia="Times New Roman" w:hAnsi="Times New Roman" w:cs="Times New Roman"/>
+          <w:sz w:val="24"/>
+          <w:szCs w:val="24"/>
+          <w:lang w:eastAsia="es-ES"/>
+        </w:rPr>
+      </w:pPr>
+      <w:r>
+        <w:rPr>
+          <w:rFonts w:ascii="Times New Roman" w:eastAsia="Times New Roman" w:hAnsi="Times New Roman" w:cs="Times New Roman"/>
+          <w:sz w:val="24"/>
+          <w:szCs w:val="24"/>
+          <w:lang w:eastAsia="es-ES"/>
+        </w:rPr>
+        <w:pict>
+          <v:rect id="_x0000_i1031" style="width:0;height:1.5pt" o:hralign="center" o:hrstd="t" o:hr="t" fillcolor="#a0a0a0" stroked="f"/>
+        </w:pict>
+      </w:r>
+    </w:p>
+    <w:p>
+      <w:pPr>
+        <w:spacing w:before="100" w:beforeAutospacing="1" w:after="100" w:afterAutospacing="1" w:line="240" w:lineRule="auto"/>
+        <w:outlineLvl w:val="2"/>
+        <w:rPr>
+          <w:rFonts w:ascii="Times New Roman" w:eastAsia="Times New Roman" w:hAnsi="Times New Roman" w:cs="Times New Roman"/>
+          <w:b/>
+          <w:bCs/>
+          <w:sz w:val="27"/>
+          <w:szCs w:val="27"/>
+          <w:lang w:eastAsia="es-ES"/>
+        </w:rPr>
+      </w:pPr>
+      <w:r>
+        <w:rPr>
+          <w:rFonts w:ascii="Times New Roman" w:eastAsia="Times New Roman" w:hAnsi="Times New Roman" w:cs="Times New Roman"/>
+          <w:b/>
+          <w:bCs/>
+          <w:sz w:val="27"/>
+          <w:szCs w:val="27"/>
+          <w:lang w:eastAsia="es-ES"/>
+        </w:rPr>
+        <w:t>2. Protección de modalidad histórica (certeza)</w:t>
+      </w:r>
+    </w:p>
+    <w:p>
+      <w:pPr>
+        <w:spacing w:before="100" w:beforeAutospacing="1" w:after="100" w:afterAutospacing="1" w:line="240" w:lineRule="auto"/>
+        <w:rPr>
+          <w:rFonts w:ascii="Times New Roman" w:eastAsia="Times New Roman" w:hAnsi="Times New Roman" w:cs="Times New Roman"/>
+          <w:sz w:val="24"/>
+          <w:szCs w:val="24"/>
+          <w:lang w:eastAsia="es-ES"/>
+        </w:rPr>
+      </w:pPr>
+      <w:r>
+        <w:rPr>
+          <w:rFonts w:ascii="Times New Roman" w:eastAsia="Times New Roman" w:hAnsi="Times New Roman" w:cs="Times New Roman"/>
+          <w:sz w:val="24"/>
+          <w:szCs w:val="24"/>
+          <w:lang w:eastAsia="es-ES"/>
+        </w:rPr>
+        <w:t>No se puede modificar el grado de certeza del texto.</w:t>
+      </w:r>
+    </w:p>
+    <w:p>
+      <w:pPr>
+        <w:spacing w:before="100" w:beforeAutospacing="1" w:after="100" w:afterAutospacing="1" w:line="240" w:lineRule="auto"/>
+        <w:rPr>
+          <w:rFonts w:ascii="Times New Roman" w:eastAsia="Times New Roman" w:hAnsi="Times New Roman" w:cs="Times New Roman"/>
+          <w:sz w:val="24"/>
+          <w:szCs w:val="24"/>
+          <w:lang w:eastAsia="es-ES"/>
+        </w:rPr>
+      </w:pPr>
+      <w:r>
+        <w:rPr>
+          <w:rFonts w:ascii="Times New Roman" w:eastAsia="Times New Roman" w:hAnsi="Times New Roman" w:cs="Times New Roman"/>
+          <w:sz w:val="24"/>
+          <w:szCs w:val="24"/>
+          <w:lang w:eastAsia="es-ES"/>
+        </w:rPr>
+        <w:t>Esto incluye no transformar:</w:t>
+      </w:r>
+    </w:p>
+    <w:p>
+      <w:pPr>
+        <w:numPr>
+          <w:ilvl w:val="0"/>
+          <w:numId w:val="3"/>
+        </w:numPr>
+        <w:spacing w:before="100" w:beforeAutospacing="1" w:after="100" w:afterAutospacing="1" w:line="240" w:lineRule="auto"/>
+        <w:rPr>
+          <w:rFonts w:ascii="Times New Roman" w:eastAsia="Times New Roman" w:hAnsi="Times New Roman" w:cs="Times New Roman"/>
+          <w:sz w:val="24"/>
+          <w:szCs w:val="24"/>
+          <w:lang w:eastAsia="es-ES"/>
+        </w:rPr>
+      </w:pPr>
+      <w:r>
+        <w:rPr>
+          <w:rFonts w:ascii="Times New Roman" w:eastAsia="Times New Roman" w:hAnsi="Times New Roman" w:cs="Times New Roman"/>
+          <w:sz w:val="24"/>
+          <w:szCs w:val="24"/>
+          <w:lang w:eastAsia="es-ES"/>
+        </w:rPr>
+        <w:t xml:space="preserve">hipótesis en afirmaciones </w:t>
+      </w:r>
+    </w:p>
+    <w:p>
+      <w:pPr>
+        <w:numPr>
+          <w:ilvl w:val="0"/>
+          <w:numId w:val="3"/>
+        </w:numPr>
+        <w:spacing w:before="100" w:beforeAutospacing="1" w:after="100" w:afterAutospacing="1" w:line="240" w:lineRule="auto"/>
+        <w:rPr>
+          <w:rFonts w:ascii="Times New Roman" w:eastAsia="Times New Roman" w:hAnsi="Times New Roman" w:cs="Times New Roman"/>
+          <w:sz w:val="24"/>
+          <w:szCs w:val="24"/>
+          <w:lang w:eastAsia="es-ES"/>
+        </w:rPr>
+      </w:pPr>
+      <w:r>
+        <w:rPr>
+          <w:rFonts w:ascii="Times New Roman" w:eastAsia="Times New Roman" w:hAnsi="Times New Roman" w:cs="Times New Roman"/>
+          <w:sz w:val="24"/>
+          <w:szCs w:val="24"/>
+          <w:lang w:eastAsia="es-ES"/>
+        </w:rPr>
+        <w:t xml:space="preserve">prudencia en seguridad </w:t>
+      </w:r>
+    </w:p>
+    <w:p>
+      <w:pPr>
+        <w:numPr>
+          <w:ilvl w:val="0"/>
+          <w:numId w:val="3"/>
+        </w:numPr>
+        <w:spacing w:before="100" w:beforeAutospacing="1" w:after="100" w:afterAutospacing="1" w:line="240" w:lineRule="auto"/>
+        <w:rPr>
+          <w:rFonts w:ascii="Times New Roman" w:eastAsia="Times New Roman" w:hAnsi="Times New Roman" w:cs="Times New Roman"/>
+          <w:sz w:val="24"/>
+          <w:szCs w:val="24"/>
+          <w:lang w:eastAsia="es-ES"/>
+        </w:rPr>
+      </w:pPr>
+      <w:r>
+        <w:rPr>
+          <w:rFonts w:ascii="Times New Roman" w:eastAsia="Times New Roman" w:hAnsi="Times New Roman" w:cs="Times New Roman"/>
+          <w:sz w:val="24"/>
+          <w:szCs w:val="24"/>
+          <w:lang w:eastAsia="es-ES"/>
+        </w:rPr>
+        <w:t xml:space="preserve">relaciones débiles en causales directas </w:t>
+      </w:r>
+    </w:p>
+    <w:p>
+      <w:pPr>
+        <w:numPr>
+          <w:ilvl w:val="0"/>
+          <w:numId w:val="3"/>
+        </w:numPr>
+        <w:spacing w:before="100" w:beforeAutospacing="1" w:after="100" w:afterAutospacing="1" w:line="240" w:lineRule="auto"/>
+        <w:rPr>
+          <w:rFonts w:ascii="Times New Roman" w:eastAsia="Times New Roman" w:hAnsi="Times New Roman" w:cs="Times New Roman"/>
+          <w:sz w:val="24"/>
+          <w:szCs w:val="24"/>
+          <w:lang w:eastAsia="es-ES"/>
+        </w:rPr>
+      </w:pPr>
+      <w:r>
+        <w:rPr>
+          <w:rFonts w:ascii="Times New Roman" w:eastAsia="Times New Roman" w:hAnsi="Times New Roman" w:cs="Times New Roman"/>
+          <w:sz w:val="24"/>
+          <w:szCs w:val="24"/>
+          <w:lang w:eastAsia="es-ES"/>
+        </w:rPr>
+        <w:t xml:space="preserve">ni viceversa </w:t>
+      </w:r>
+    </w:p>
+    <w:p>
+      <w:pPr>
+        <w:spacing w:after="0" w:line="240" w:lineRule="auto"/>
+        <w:rPr>
+          <w:rFonts w:ascii="Times New Roman" w:eastAsia="Times New Roman" w:hAnsi="Times New Roman" w:cs="Times New Roman"/>
+          <w:sz w:val="24"/>
+          <w:szCs w:val="24"/>
+          <w:lang w:eastAsia="es-ES"/>
+        </w:rPr>
+      </w:pPr>
+      <w:r>
+        <w:rPr>
+          <w:rFonts w:ascii="Times New Roman" w:eastAsia="Times New Roman" w:hAnsi="Times New Roman" w:cs="Times New Roman"/>
+          <w:sz w:val="24"/>
+          <w:szCs w:val="24"/>
+          <w:lang w:eastAsia="es-ES"/>
+        </w:rPr>
+        <w:pict>
+          <v:rect id="_x0000_i1032" style="width:0;height:1.5pt" o:hralign="center" o:hrstd="t" o:hr="t" fillcolor="#a0a0a0" stroked="f"/>
+        </w:pict>
+      </w:r>
+    </w:p>
+    <w:p>
+      <w:pPr>
+        <w:spacing w:before="100" w:beforeAutospacing="1" w:after="100" w:afterAutospacing="1" w:line="240" w:lineRule="auto"/>
+        <w:outlineLvl w:val="2"/>
+        <w:rPr>
+          <w:rFonts w:ascii="Times New Roman" w:eastAsia="Times New Roman" w:hAnsi="Times New Roman" w:cs="Times New Roman"/>
+          <w:b/>
+          <w:bCs/>
+          <w:sz w:val="27"/>
+          <w:szCs w:val="27"/>
+          <w:lang w:eastAsia="es-ES"/>
+        </w:rPr>
+      </w:pPr>
+      <w:r>
+        <w:rPr>
+          <w:rFonts w:ascii="Times New Roman" w:eastAsia="Times New Roman" w:hAnsi="Times New Roman" w:cs="Times New Roman"/>
+          <w:b/>
+          <w:bCs/>
+          <w:sz w:val="27"/>
+          <w:szCs w:val="27"/>
+          <w:lang w:eastAsia="es-ES"/>
+        </w:rPr>
+        <w:t>3. Protección de causalidad histórica</w:t>
+      </w:r>
+    </w:p>
+    <w:p>
+      <w:pPr>
+        <w:spacing w:before="100" w:beforeAutospacing="1" w:after="100" w:afterAutospacing="1" w:line="240" w:lineRule="auto"/>
+        <w:rPr>
+          <w:rFonts w:ascii="Times New Roman" w:eastAsia="Times New Roman" w:hAnsi="Times New Roman" w:cs="Times New Roman"/>
+          <w:sz w:val="24"/>
+          <w:szCs w:val="24"/>
+          <w:lang w:eastAsia="es-ES"/>
+        </w:rPr>
+      </w:pPr>
+      <w:r>
+        <w:rPr>
+          <w:rFonts w:ascii="Times New Roman" w:eastAsia="Times New Roman" w:hAnsi="Times New Roman" w:cs="Times New Roman"/>
+          <w:sz w:val="24"/>
+          <w:szCs w:val="24"/>
+          <w:lang w:eastAsia="es-ES"/>
+        </w:rPr>
+        <w:t>No se puede cambiar el nivel de relación causal expresado en el texto.</w:t>
+      </w:r>
+      <w:r>
+        <w:rPr>
+          <w:rFonts w:ascii="Times New Roman" w:eastAsia="Times New Roman" w:hAnsi="Times New Roman" w:cs="Times New Roman"/>
+          <w:sz w:val="24"/>
+          <w:szCs w:val="24"/>
+          <w:lang w:eastAsia="es-ES"/>
+        </w:rPr>
+        <w:br/>
+        <w:t>Expresiones de posibilidad, influencia o relación indirecta deben mantenerse exactamente en su grado de incertidumbre.</w:t>
+      </w:r>
+    </w:p>
+    <w:p>
+      <w:pPr>
+        <w:spacing w:after="0" w:line="240" w:lineRule="auto"/>
+        <w:rPr>
+          <w:rFonts w:ascii="Times New Roman" w:eastAsia="Times New Roman" w:hAnsi="Times New Roman" w:cs="Times New Roman"/>
+          <w:sz w:val="24"/>
+          <w:szCs w:val="24"/>
+          <w:lang w:eastAsia="es-ES"/>
+        </w:rPr>
+      </w:pPr>
+      <w:r>
+        <w:rPr>
+          <w:rFonts w:ascii="Times New Roman" w:eastAsia="Times New Roman" w:hAnsi="Times New Roman" w:cs="Times New Roman"/>
+          <w:sz w:val="24"/>
+          <w:szCs w:val="24"/>
+          <w:lang w:eastAsia="es-ES"/>
+        </w:rPr>
+        <w:pict>
+          <v:rect id="_x0000_i1033" style="width:0;height:1.5pt" o:hralign="center" o:hrstd="t" o:hr="t" fillcolor="#a0a0a0" stroked="f"/>
+        </w:pict>
+      </w:r>
+    </w:p>
+    <w:p>
+      <w:pPr>
+        <w:spacing w:before="100" w:beforeAutospacing="1" w:after="100" w:afterAutospacing="1" w:line="240" w:lineRule="auto"/>
+        <w:outlineLvl w:val="1"/>
+        <w:rPr>
+          <w:rFonts w:ascii="Times New Roman" w:eastAsia="Times New Roman" w:hAnsi="Times New Roman" w:cs="Times New Roman"/>
+          <w:b/>
+          <w:bCs/>
+          <w:sz w:val="36"/>
+          <w:szCs w:val="36"/>
+          <w:lang w:eastAsia="es-ES"/>
+        </w:rPr>
+      </w:pPr>
+      <w:r>
+        <w:rPr>
+          <w:rFonts w:ascii="Times New Roman" w:eastAsia="Times New Roman" w:hAnsi="Times New Roman" w:cs="Times New Roman"/>
+          <w:b/>
+          <w:bCs/>
+          <w:sz w:val="36"/>
+          <w:szCs w:val="36"/>
+          <w:lang w:eastAsia="es-ES"/>
+        </w:rPr>
         <w:t>QUÉ NO DEBES HACER</w:t>
       </w:r>
     </w:p>
     <w:p>
-      <w:r>
-        <w:t>- No reinterpretar el contenido</w:t>
-      </w:r>
-    </w:p>
-    <w:p>
-      <w:r>
-        <w:t>- No modernizar el lenguaje si altera matiz histórico</w:t>
-      </w:r>
-    </w:p>
-    <w:p>
-      <w:r>
-        <w:t xml:space="preserve">- No embellecer ni </w:t>
+      <w:pPr>
+        <w:numPr>
+          <w:ilvl w:val="0"/>
+          <w:numId w:val="4"/>
+        </w:numPr>
+        <w:spacing w:before="100" w:beforeAutospacing="1" w:after="100" w:afterAutospacing="1" w:line="240" w:lineRule="auto"/>
+        <w:rPr>
+          <w:rFonts w:ascii="Times New Roman" w:eastAsia="Times New Roman" w:hAnsi="Times New Roman" w:cs="Times New Roman"/>
+          <w:sz w:val="24"/>
+          <w:szCs w:val="24"/>
+          <w:lang w:eastAsia="es-ES"/>
+        </w:rPr>
+      </w:pPr>
+      <w:r>
+        <w:rPr>
+          <w:rFonts w:ascii="Times New Roman" w:eastAsia="Times New Roman" w:hAnsi="Times New Roman" w:cs="Times New Roman"/>
+          <w:sz w:val="24"/>
+          <w:szCs w:val="24"/>
+          <w:lang w:eastAsia="es-ES"/>
+        </w:rPr>
+        <w:t xml:space="preserve">No reinterpretar el contenido </w:t>
+      </w:r>
+    </w:p>
+    <w:p>
+      <w:pPr>
+        <w:numPr>
+          <w:ilvl w:val="0"/>
+          <w:numId w:val="4"/>
+        </w:numPr>
+        <w:spacing w:before="100" w:beforeAutospacing="1" w:after="100" w:afterAutospacing="1" w:line="240" w:lineRule="auto"/>
+        <w:rPr>
+          <w:rFonts w:ascii="Times New Roman" w:eastAsia="Times New Roman" w:hAnsi="Times New Roman" w:cs="Times New Roman"/>
+          <w:sz w:val="24"/>
+          <w:szCs w:val="24"/>
+          <w:lang w:eastAsia="es-ES"/>
+        </w:rPr>
+      </w:pPr>
+      <w:r>
+        <w:rPr>
+          <w:rFonts w:ascii="Times New Roman" w:eastAsia="Times New Roman" w:hAnsi="Times New Roman" w:cs="Times New Roman"/>
+          <w:sz w:val="24"/>
+          <w:szCs w:val="24"/>
+          <w:lang w:eastAsia="es-ES"/>
+        </w:rPr>
+        <w:t xml:space="preserve">No modernizar el lenguaje si altera el matiz histórico </w:t>
+      </w:r>
+    </w:p>
+    <w:p>
+      <w:pPr>
+        <w:numPr>
+          <w:ilvl w:val="0"/>
+          <w:numId w:val="4"/>
+        </w:numPr>
+        <w:spacing w:before="100" w:beforeAutospacing="1" w:after="100" w:afterAutospacing="1" w:line="240" w:lineRule="auto"/>
+        <w:rPr>
+          <w:rFonts w:ascii="Times New Roman" w:eastAsia="Times New Roman" w:hAnsi="Times New Roman" w:cs="Times New Roman"/>
+          <w:sz w:val="24"/>
+          <w:szCs w:val="24"/>
+          <w:lang w:eastAsia="es-ES"/>
+        </w:rPr>
+      </w:pPr>
+      <w:r>
+        <w:rPr>
+          <w:rFonts w:ascii="Times New Roman" w:eastAsia="Times New Roman" w:hAnsi="Times New Roman" w:cs="Times New Roman"/>
+          <w:sz w:val="24"/>
+          <w:szCs w:val="24"/>
+          <w:lang w:eastAsia="es-ES"/>
+        </w:rPr>
+        <w:t xml:space="preserve">No embellecer ni </w:t>
       </w:r>
       <w:proofErr w:type="spellStart"/>
       <w:r>
+        <w:rPr>
+          <w:rFonts w:ascii="Times New Roman" w:eastAsia="Times New Roman" w:hAnsi="Times New Roman" w:cs="Times New Roman"/>
+          <w:sz w:val="24"/>
+          <w:szCs w:val="24"/>
+          <w:lang w:eastAsia="es-ES"/>
+        </w:rPr>
         <w:t>literaturizar</w:t>
       </w:r>
       <w:proofErr w:type="spellEnd"/>
       <w:r>
-        <w:t xml:space="preserve"> el estilo</w:t>
-      </w:r>
-    </w:p>
-    <w:p>
-      <w:r>
-        <w:t>- No añadir contexto, explicaciones ni inferencias</w:t>
-      </w:r>
-    </w:p>
-    <w:p>
-      <w:r>
+        <w:rPr>
+          <w:rFonts w:ascii="Times New Roman" w:eastAsia="Times New Roman" w:hAnsi="Times New Roman" w:cs="Times New Roman"/>
+          <w:sz w:val="24"/>
+          <w:szCs w:val="24"/>
+          <w:lang w:eastAsia="es-ES"/>
+        </w:rPr>
+        <w:t xml:space="preserve"> el estilo </w:t>
+      </w:r>
+    </w:p>
+    <w:p>
+      <w:pPr>
+        <w:numPr>
+          <w:ilvl w:val="0"/>
+          <w:numId w:val="4"/>
+        </w:numPr>
+        <w:spacing w:before="100" w:beforeAutospacing="1" w:after="100" w:afterAutospacing="1" w:line="240" w:lineRule="auto"/>
+        <w:rPr>
+          <w:rFonts w:ascii="Times New Roman" w:eastAsia="Times New Roman" w:hAnsi="Times New Roman" w:cs="Times New Roman"/>
+          <w:sz w:val="24"/>
+          <w:szCs w:val="24"/>
+          <w:lang w:eastAsia="es-ES"/>
+        </w:rPr>
+      </w:pPr>
+      <w:r>
+        <w:rPr>
+          <w:rFonts w:ascii="Times New Roman" w:eastAsia="Times New Roman" w:hAnsi="Times New Roman" w:cs="Times New Roman"/>
+          <w:sz w:val="24"/>
+          <w:szCs w:val="24"/>
+          <w:lang w:eastAsia="es-ES"/>
+        </w:rPr>
+        <w:t xml:space="preserve">No añadir contexto, explicaciones ni inferencias </w:t>
+      </w:r>
+    </w:p>
+    <w:p>
+      <w:pPr>
+        <w:numPr>
+          <w:ilvl w:val="0"/>
+          <w:numId w:val="4"/>
+        </w:numPr>
+        <w:spacing w:before="100" w:beforeAutospacing="1" w:after="100" w:afterAutospacing="1" w:line="240" w:lineRule="auto"/>
+        <w:rPr>
+          <w:rFonts w:ascii="Times New Roman" w:eastAsia="Times New Roman" w:hAnsi="Times New Roman" w:cs="Times New Roman"/>
+          <w:sz w:val="24"/>
+          <w:szCs w:val="24"/>
+          <w:lang w:eastAsia="es-ES"/>
+        </w:rPr>
+      </w:pPr>
+      <w:r>
+        <w:rPr>
+          <w:rFonts w:ascii="Times New Roman" w:eastAsia="Times New Roman" w:hAnsi="Times New Roman" w:cs="Times New Roman"/>
+          <w:sz w:val="24"/>
+          <w:szCs w:val="24"/>
+          <w:lang w:eastAsia="es-ES"/>
+        </w:rPr>
+        <w:t xml:space="preserve">No reescribir el texto como si fuera nuevo </w:t>
+      </w:r>
+    </w:p>
+    <w:p>
+      <w:pPr>
+        <w:numPr>
+          <w:ilvl w:val="0"/>
+          <w:numId w:val="4"/>
+        </w:numPr>
+        <w:spacing w:before="100" w:beforeAutospacing="1" w:after="100" w:afterAutospacing="1" w:line="240" w:lineRule="auto"/>
+        <w:rPr>
+          <w:rFonts w:ascii="Times New Roman" w:eastAsia="Times New Roman" w:hAnsi="Times New Roman" w:cs="Times New Roman"/>
+          <w:sz w:val="24"/>
+          <w:szCs w:val="24"/>
+          <w:lang w:eastAsia="es-ES"/>
+        </w:rPr>
+      </w:pPr>
+      <w:r>
+        <w:rPr>
+          <w:rFonts w:ascii="Times New Roman" w:eastAsia="Times New Roman" w:hAnsi="Times New Roman" w:cs="Times New Roman"/>
+          <w:sz w:val="24"/>
+          <w:szCs w:val="24"/>
+          <w:lang w:eastAsia="es-ES"/>
+        </w:rPr>
+        <w:t xml:space="preserve">No reorganizar globalmente el contenido </w:t>
+      </w:r>
+    </w:p>
+    <w:p>
+      <w:pPr>
+        <w:numPr>
+          <w:ilvl w:val="0"/>
+          <w:numId w:val="4"/>
+        </w:numPr>
+        <w:spacing w:before="100" w:beforeAutospacing="1" w:after="100" w:afterAutospacing="1" w:line="240" w:lineRule="auto"/>
+        <w:rPr>
+          <w:rFonts w:ascii="Times New Roman" w:eastAsia="Times New Roman" w:hAnsi="Times New Roman" w:cs="Times New Roman"/>
+          <w:sz w:val="24"/>
+          <w:szCs w:val="24"/>
+          <w:lang w:eastAsia="es-ES"/>
+        </w:rPr>
+      </w:pPr>
+      <w:r>
+        <w:rPr>
+          <w:rFonts w:ascii="Times New Roman" w:eastAsia="Times New Roman" w:hAnsi="Times New Roman" w:cs="Times New Roman"/>
+          <w:sz w:val="24"/>
+          <w:szCs w:val="24"/>
+          <w:lang w:eastAsia="es-ES"/>
+        </w:rPr>
         <w:lastRenderedPageBreak/>
-        <w:t xml:space="preserve">- </w:t>
-      </w:r>
-      <w:r>
-        <w:t>No se permite reestructuración global ni reconstrucción del texto bajo ningún concepto.</w:t>
-      </w:r>
-      <w:bookmarkStart w:id="0" w:name="_GoBack"/>
+        <w:t xml:space="preserve">No simplificar eliminando información </w:t>
+      </w:r>
+    </w:p>
+    <w:p>
+      <w:pPr>
+        <w:numPr>
+          <w:ilvl w:val="0"/>
+          <w:numId w:val="4"/>
+        </w:numPr>
+        <w:spacing w:before="100" w:beforeAutospacing="1" w:after="100" w:afterAutospacing="1" w:line="240" w:lineRule="auto"/>
+        <w:rPr>
+          <w:rFonts w:ascii="Times New Roman" w:eastAsia="Times New Roman" w:hAnsi="Times New Roman" w:cs="Times New Roman"/>
+          <w:sz w:val="24"/>
+          <w:szCs w:val="24"/>
+          <w:lang w:eastAsia="es-ES"/>
+        </w:rPr>
+      </w:pPr>
+      <w:r>
+        <w:rPr>
+          <w:rFonts w:ascii="Times New Roman" w:eastAsia="Times New Roman" w:hAnsi="Times New Roman" w:cs="Times New Roman"/>
+          <w:sz w:val="24"/>
+          <w:szCs w:val="24"/>
+          <w:lang w:eastAsia="es-ES"/>
+        </w:rPr>
+        <w:t xml:space="preserve">No alterar el grado de certeza o causalidad </w:t>
+      </w:r>
+    </w:p>
+    <w:p>
+      <w:pPr>
+        <w:spacing w:after="0" w:line="240" w:lineRule="auto"/>
+        <w:rPr>
+          <w:rFonts w:ascii="Times New Roman" w:eastAsia="Times New Roman" w:hAnsi="Times New Roman" w:cs="Times New Roman"/>
+          <w:sz w:val="24"/>
+          <w:szCs w:val="24"/>
+          <w:lang w:eastAsia="es-ES"/>
+        </w:rPr>
+      </w:pPr>
+      <w:r>
+        <w:rPr>
+          <w:rFonts w:ascii="Times New Roman" w:eastAsia="Times New Roman" w:hAnsi="Times New Roman" w:cs="Times New Roman"/>
+          <w:sz w:val="24"/>
+          <w:szCs w:val="24"/>
+          <w:lang w:eastAsia="es-ES"/>
+        </w:rPr>
+        <w:pict>
+          <v:rect id="_x0000_i1034" style="width:0;height:1.5pt" o:hralign="center" o:hrstd="t" o:hr="t" fillcolor="#a0a0a0" stroked="f"/>
+        </w:pict>
+      </w:r>
+    </w:p>
+    <w:p>
+      <w:pPr>
+        <w:spacing w:before="100" w:beforeAutospacing="1" w:after="100" w:afterAutospacing="1" w:line="240" w:lineRule="auto"/>
+        <w:outlineLvl w:val="1"/>
+        <w:rPr>
+          <w:rFonts w:ascii="Times New Roman" w:eastAsia="Times New Roman" w:hAnsi="Times New Roman" w:cs="Times New Roman"/>
+          <w:b/>
+          <w:bCs/>
+          <w:sz w:val="36"/>
+          <w:szCs w:val="36"/>
+          <w:lang w:eastAsia="es-ES"/>
+        </w:rPr>
+      </w:pPr>
+      <w:r>
+        <w:rPr>
+          <w:rFonts w:ascii="Times New Roman" w:eastAsia="Times New Roman" w:hAnsi="Times New Roman" w:cs="Times New Roman"/>
+          <w:b/>
+          <w:bCs/>
+          <w:sz w:val="36"/>
+          <w:szCs w:val="36"/>
+          <w:lang w:eastAsia="es-ES"/>
+        </w:rPr>
+        <w:t>CONTROL DE CONECTORES Y TRANSICIONES</w:t>
+      </w:r>
+    </w:p>
+    <w:p>
+      <w:pPr>
+        <w:numPr>
+          <w:ilvl w:val="0"/>
+          <w:numId w:val="5"/>
+        </w:numPr>
+        <w:spacing w:before="100" w:beforeAutospacing="1" w:after="100" w:afterAutospacing="1" w:line="240" w:lineRule="auto"/>
+        <w:rPr>
+          <w:rFonts w:ascii="Times New Roman" w:eastAsia="Times New Roman" w:hAnsi="Times New Roman" w:cs="Times New Roman"/>
+          <w:sz w:val="24"/>
+          <w:szCs w:val="24"/>
+          <w:lang w:eastAsia="es-ES"/>
+        </w:rPr>
+      </w:pPr>
+      <w:r>
+        <w:rPr>
+          <w:rFonts w:ascii="Times New Roman" w:eastAsia="Times New Roman" w:hAnsi="Times New Roman" w:cs="Times New Roman"/>
+          <w:sz w:val="24"/>
+          <w:szCs w:val="24"/>
+          <w:lang w:eastAsia="es-ES"/>
+        </w:rPr>
+        <w:t xml:space="preserve">Utilizar conectores de forma mínima y funcional </w:t>
+      </w:r>
+    </w:p>
+    <w:p>
+      <w:pPr>
+        <w:numPr>
+          <w:ilvl w:val="0"/>
+          <w:numId w:val="5"/>
+        </w:numPr>
+        <w:spacing w:before="100" w:beforeAutospacing="1" w:after="100" w:afterAutospacing="1" w:line="240" w:lineRule="auto"/>
+        <w:rPr>
+          <w:rFonts w:ascii="Times New Roman" w:eastAsia="Times New Roman" w:hAnsi="Times New Roman" w:cs="Times New Roman"/>
+          <w:sz w:val="24"/>
+          <w:szCs w:val="24"/>
+          <w:lang w:eastAsia="es-ES"/>
+        </w:rPr>
+      </w:pPr>
+      <w:r>
+        <w:rPr>
+          <w:rFonts w:ascii="Times New Roman" w:eastAsia="Times New Roman" w:hAnsi="Times New Roman" w:cs="Times New Roman"/>
+          <w:sz w:val="24"/>
+          <w:szCs w:val="24"/>
+          <w:lang w:eastAsia="es-ES"/>
+        </w:rPr>
+        <w:t xml:space="preserve">Evitar </w:t>
+      </w:r>
+      <w:proofErr w:type="spellStart"/>
+      <w:r>
+        <w:rPr>
+          <w:rFonts w:ascii="Times New Roman" w:eastAsia="Times New Roman" w:hAnsi="Times New Roman" w:cs="Times New Roman"/>
+          <w:sz w:val="24"/>
+          <w:szCs w:val="24"/>
+          <w:lang w:eastAsia="es-ES"/>
+        </w:rPr>
+        <w:t>sobreestructuración</w:t>
+      </w:r>
+      <w:proofErr w:type="spellEnd"/>
+      <w:r>
+        <w:rPr>
+          <w:rFonts w:ascii="Times New Roman" w:eastAsia="Times New Roman" w:hAnsi="Times New Roman" w:cs="Times New Roman"/>
+          <w:sz w:val="24"/>
+          <w:szCs w:val="24"/>
+          <w:lang w:eastAsia="es-ES"/>
+        </w:rPr>
+        <w:t xml:space="preserve"> del texto </w:t>
+      </w:r>
+    </w:p>
+    <w:p>
+      <w:pPr>
+        <w:numPr>
+          <w:ilvl w:val="0"/>
+          <w:numId w:val="5"/>
+        </w:numPr>
+        <w:spacing w:before="100" w:beforeAutospacing="1" w:after="100" w:afterAutospacing="1" w:line="240" w:lineRule="auto"/>
+        <w:rPr>
+          <w:rFonts w:ascii="Times New Roman" w:eastAsia="Times New Roman" w:hAnsi="Times New Roman" w:cs="Times New Roman"/>
+          <w:sz w:val="24"/>
+          <w:szCs w:val="24"/>
+          <w:lang w:eastAsia="es-ES"/>
+        </w:rPr>
+      </w:pPr>
+      <w:r>
+        <w:rPr>
+          <w:rFonts w:ascii="Times New Roman" w:eastAsia="Times New Roman" w:hAnsi="Times New Roman" w:cs="Times New Roman"/>
+          <w:sz w:val="24"/>
+          <w:szCs w:val="24"/>
+          <w:lang w:eastAsia="es-ES"/>
+        </w:rPr>
+        <w:t xml:space="preserve">Mantener transiciones implícitas cuando ya estén sugeridas </w:t>
+      </w:r>
+    </w:p>
+    <w:p>
+      <w:pPr>
+        <w:numPr>
+          <w:ilvl w:val="0"/>
+          <w:numId w:val="5"/>
+        </w:numPr>
+        <w:spacing w:before="100" w:beforeAutospacing="1" w:after="100" w:afterAutospacing="1" w:line="240" w:lineRule="auto"/>
+        <w:rPr>
+          <w:rFonts w:ascii="Times New Roman" w:eastAsia="Times New Roman" w:hAnsi="Times New Roman" w:cs="Times New Roman"/>
+          <w:sz w:val="24"/>
+          <w:szCs w:val="24"/>
+          <w:lang w:eastAsia="es-ES"/>
+        </w:rPr>
+      </w:pPr>
+      <w:r>
+        <w:rPr>
+          <w:rFonts w:ascii="Times New Roman" w:eastAsia="Times New Roman" w:hAnsi="Times New Roman" w:cs="Times New Roman"/>
+          <w:sz w:val="24"/>
+          <w:szCs w:val="24"/>
+          <w:lang w:eastAsia="es-ES"/>
+        </w:rPr>
+        <w:t xml:space="preserve">Usar conectores solo si son estrictamente necesarios para evitar ambigüedad inmediata </w:t>
+      </w:r>
+    </w:p>
+    <w:p>
+      <w:pPr>
+        <w:spacing w:before="100" w:beforeAutospacing="1" w:after="100" w:afterAutospacing="1" w:line="240" w:lineRule="auto"/>
+        <w:rPr>
+          <w:rFonts w:ascii="Times New Roman" w:eastAsia="Times New Roman" w:hAnsi="Times New Roman" w:cs="Times New Roman"/>
+          <w:sz w:val="24"/>
+          <w:szCs w:val="24"/>
+          <w:lang w:eastAsia="es-ES"/>
+        </w:rPr>
+      </w:pPr>
+      <w:r>
+        <w:rPr>
+          <w:rFonts w:ascii="Times New Roman" w:eastAsia="Times New Roman" w:hAnsi="Times New Roman" w:cs="Times New Roman"/>
+          <w:sz w:val="24"/>
+          <w:szCs w:val="24"/>
+          <w:lang w:eastAsia="es-ES"/>
+        </w:rPr>
+        <w:t>Evitar especialmente:</w:t>
+      </w:r>
+    </w:p>
+    <w:p>
+      <w:pPr>
+        <w:numPr>
+          <w:ilvl w:val="0"/>
+          <w:numId w:val="6"/>
+        </w:numPr>
+        <w:spacing w:before="100" w:beforeAutospacing="1" w:after="100" w:afterAutospacing="1" w:line="240" w:lineRule="auto"/>
+        <w:rPr>
+          <w:rFonts w:ascii="Times New Roman" w:eastAsia="Times New Roman" w:hAnsi="Times New Roman" w:cs="Times New Roman"/>
+          <w:sz w:val="24"/>
+          <w:szCs w:val="24"/>
+          <w:lang w:eastAsia="es-ES"/>
+        </w:rPr>
+      </w:pPr>
+      <w:r>
+        <w:rPr>
+          <w:rFonts w:ascii="Times New Roman" w:eastAsia="Times New Roman" w:hAnsi="Times New Roman" w:cs="Times New Roman"/>
+          <w:sz w:val="24"/>
+          <w:szCs w:val="24"/>
+          <w:lang w:eastAsia="es-ES"/>
+        </w:rPr>
+        <w:t xml:space="preserve">“en cambio” </w:t>
+      </w:r>
+    </w:p>
+    <w:p>
+      <w:pPr>
+        <w:numPr>
+          <w:ilvl w:val="0"/>
+          <w:numId w:val="6"/>
+        </w:numPr>
+        <w:spacing w:before="100" w:beforeAutospacing="1" w:after="100" w:afterAutospacing="1" w:line="240" w:lineRule="auto"/>
+        <w:rPr>
+          <w:rFonts w:ascii="Times New Roman" w:eastAsia="Times New Roman" w:hAnsi="Times New Roman" w:cs="Times New Roman"/>
+          <w:sz w:val="24"/>
+          <w:szCs w:val="24"/>
+          <w:lang w:eastAsia="es-ES"/>
+        </w:rPr>
+      </w:pPr>
+      <w:r>
+        <w:rPr>
+          <w:rFonts w:ascii="Times New Roman" w:eastAsia="Times New Roman" w:hAnsi="Times New Roman" w:cs="Times New Roman"/>
+          <w:sz w:val="24"/>
+          <w:szCs w:val="24"/>
+          <w:lang w:eastAsia="es-ES"/>
+        </w:rPr>
+        <w:t xml:space="preserve">“sin embargo” salvo necesidad clara </w:t>
+      </w:r>
+    </w:p>
+    <w:p>
+      <w:pPr>
+        <w:numPr>
+          <w:ilvl w:val="0"/>
+          <w:numId w:val="6"/>
+        </w:numPr>
+        <w:spacing w:before="100" w:beforeAutospacing="1" w:after="100" w:afterAutospacing="1" w:line="240" w:lineRule="auto"/>
+        <w:rPr>
+          <w:rFonts w:ascii="Times New Roman" w:eastAsia="Times New Roman" w:hAnsi="Times New Roman" w:cs="Times New Roman"/>
+          <w:sz w:val="24"/>
+          <w:szCs w:val="24"/>
+          <w:lang w:eastAsia="es-ES"/>
+        </w:rPr>
+      </w:pPr>
+      <w:r>
+        <w:rPr>
+          <w:rFonts w:ascii="Times New Roman" w:eastAsia="Times New Roman" w:hAnsi="Times New Roman" w:cs="Times New Roman"/>
+          <w:sz w:val="24"/>
+          <w:szCs w:val="24"/>
+          <w:lang w:eastAsia="es-ES"/>
+        </w:rPr>
+        <w:t xml:space="preserve">“en aquel contexto” </w:t>
+      </w:r>
+    </w:p>
+    <w:p>
+      <w:pPr>
+        <w:numPr>
+          <w:ilvl w:val="0"/>
+          <w:numId w:val="6"/>
+        </w:numPr>
+        <w:spacing w:before="100" w:beforeAutospacing="1" w:after="100" w:afterAutospacing="1" w:line="240" w:lineRule="auto"/>
+        <w:rPr>
+          <w:rFonts w:ascii="Times New Roman" w:eastAsia="Times New Roman" w:hAnsi="Times New Roman" w:cs="Times New Roman"/>
+          <w:sz w:val="24"/>
+          <w:szCs w:val="24"/>
+          <w:lang w:eastAsia="es-ES"/>
+        </w:rPr>
+      </w:pPr>
+      <w:r>
+        <w:rPr>
+          <w:rFonts w:ascii="Times New Roman" w:eastAsia="Times New Roman" w:hAnsi="Times New Roman" w:cs="Times New Roman"/>
+          <w:sz w:val="24"/>
+          <w:szCs w:val="24"/>
+          <w:lang w:eastAsia="es-ES"/>
+        </w:rPr>
+        <w:t xml:space="preserve">“por otro lado” como recurso estilístico </w:t>
+      </w:r>
+    </w:p>
+    <w:p>
+      <w:pPr>
+        <w:numPr>
+          <w:ilvl w:val="0"/>
+          <w:numId w:val="6"/>
+        </w:numPr>
+        <w:spacing w:before="100" w:beforeAutospacing="1" w:after="100" w:afterAutospacing="1" w:line="240" w:lineRule="auto"/>
+        <w:rPr>
+          <w:rFonts w:ascii="Times New Roman" w:eastAsia="Times New Roman" w:hAnsi="Times New Roman" w:cs="Times New Roman"/>
+          <w:sz w:val="24"/>
+          <w:szCs w:val="24"/>
+          <w:lang w:eastAsia="es-ES"/>
+        </w:rPr>
+      </w:pPr>
+      <w:r>
+        <w:rPr>
+          <w:rFonts w:ascii="Times New Roman" w:eastAsia="Times New Roman" w:hAnsi="Times New Roman" w:cs="Times New Roman"/>
+          <w:sz w:val="24"/>
+          <w:szCs w:val="24"/>
+          <w:lang w:eastAsia="es-ES"/>
+        </w:rPr>
+        <w:t xml:space="preserve">conectores añadidos solo por fluidez </w:t>
+      </w:r>
+    </w:p>
+    <w:p>
+      <w:pPr>
+        <w:spacing w:after="0" w:line="240" w:lineRule="auto"/>
+        <w:rPr>
+          <w:rFonts w:ascii="Times New Roman" w:eastAsia="Times New Roman" w:hAnsi="Times New Roman" w:cs="Times New Roman"/>
+          <w:sz w:val="24"/>
+          <w:szCs w:val="24"/>
+          <w:lang w:eastAsia="es-ES"/>
+        </w:rPr>
+      </w:pPr>
+      <w:r>
+        <w:rPr>
+          <w:rFonts w:ascii="Times New Roman" w:eastAsia="Times New Roman" w:hAnsi="Times New Roman" w:cs="Times New Roman"/>
+          <w:sz w:val="24"/>
+          <w:szCs w:val="24"/>
+          <w:lang w:eastAsia="es-ES"/>
+        </w:rPr>
+        <w:pict>
+          <v:rect id="_x0000_i1035" style="width:0;height:1.5pt" o:hralign="center" o:hrstd="t" o:hr="t" fillcolor="#a0a0a0" stroked="f"/>
+        </w:pict>
+      </w:r>
+    </w:p>
+    <w:p>
+      <w:pPr>
+        <w:spacing w:before="100" w:beforeAutospacing="1" w:after="100" w:afterAutospacing="1" w:line="240" w:lineRule="auto"/>
+        <w:outlineLvl w:val="1"/>
+        <w:rPr>
+          <w:rFonts w:ascii="Times New Roman" w:eastAsia="Times New Roman" w:hAnsi="Times New Roman" w:cs="Times New Roman"/>
+          <w:b/>
+          <w:bCs/>
+          <w:sz w:val="36"/>
+          <w:szCs w:val="36"/>
+          <w:lang w:eastAsia="es-ES"/>
+        </w:rPr>
+      </w:pPr>
+      <w:r>
+        <w:rPr>
+          <w:rFonts w:ascii="Times New Roman" w:eastAsia="Times New Roman" w:hAnsi="Times New Roman" w:cs="Times New Roman"/>
+          <w:b/>
+          <w:bCs/>
+          <w:sz w:val="36"/>
+          <w:szCs w:val="36"/>
+          <w:lang w:eastAsia="es-ES"/>
+        </w:rPr>
+        <w:t>PRINCIPIO CLAVE</w:t>
+      </w:r>
+    </w:p>
+    <w:p>
+      <w:pPr>
+        <w:spacing w:before="100" w:beforeAutospacing="1" w:after="100" w:afterAutospacing="1" w:line="240" w:lineRule="auto"/>
+        <w:rPr>
+          <w:rFonts w:ascii="Times New Roman" w:eastAsia="Times New Roman" w:hAnsi="Times New Roman" w:cs="Times New Roman"/>
+          <w:sz w:val="24"/>
+          <w:szCs w:val="24"/>
+          <w:lang w:eastAsia="es-ES"/>
+        </w:rPr>
+      </w:pPr>
+      <w:r>
+        <w:rPr>
+          <w:rFonts w:ascii="Times New Roman" w:eastAsia="Times New Roman" w:hAnsi="Times New Roman" w:cs="Times New Roman"/>
+          <w:sz w:val="24"/>
+          <w:szCs w:val="24"/>
+          <w:lang w:eastAsia="es-ES"/>
+        </w:rPr>
+        <w:t>El texto debe leerse como un desarrollo natural de ideas históricas, no como un texto reorganizado por un editor moderno.</w:t>
+      </w:r>
+    </w:p>
+    <w:p>
+      <w:pPr>
+        <w:spacing w:after="0" w:line="240" w:lineRule="auto"/>
+        <w:rPr>
+          <w:rFonts w:ascii="Times New Roman" w:eastAsia="Times New Roman" w:hAnsi="Times New Roman" w:cs="Times New Roman"/>
+          <w:sz w:val="24"/>
+          <w:szCs w:val="24"/>
+          <w:lang w:eastAsia="es-ES"/>
+        </w:rPr>
+      </w:pPr>
+      <w:r>
+        <w:rPr>
+          <w:rFonts w:ascii="Times New Roman" w:eastAsia="Times New Roman" w:hAnsi="Times New Roman" w:cs="Times New Roman"/>
+          <w:sz w:val="24"/>
+          <w:szCs w:val="24"/>
+          <w:lang w:eastAsia="es-ES"/>
+        </w:rPr>
+        <w:pict>
+          <v:rect id="_x0000_i1036" style="width:0;height:1.5pt" o:hralign="center" o:hrstd="t" o:hr="t" fillcolor="#a0a0a0" stroked="f"/>
+        </w:pict>
+      </w:r>
+    </w:p>
+    <w:p>
+      <w:pPr>
+        <w:spacing w:before="100" w:beforeAutospacing="1" w:after="100" w:afterAutospacing="1" w:line="240" w:lineRule="auto"/>
+        <w:outlineLvl w:val="1"/>
+        <w:rPr>
+          <w:rFonts w:ascii="Times New Roman" w:eastAsia="Times New Roman" w:hAnsi="Times New Roman" w:cs="Times New Roman"/>
+          <w:b/>
+          <w:bCs/>
+          <w:sz w:val="36"/>
+          <w:szCs w:val="36"/>
+          <w:lang w:eastAsia="es-ES"/>
+        </w:rPr>
+      </w:pPr>
+      <w:r>
+        <w:rPr>
+          <w:rFonts w:ascii="Times New Roman" w:eastAsia="Times New Roman" w:hAnsi="Times New Roman" w:cs="Times New Roman"/>
+          <w:b/>
+          <w:bCs/>
+          <w:sz w:val="36"/>
+          <w:szCs w:val="36"/>
+          <w:lang w:eastAsia="es-ES"/>
+        </w:rPr>
+        <w:t>FORMATO DE SALIDA (OBLIGATORIO)</w:t>
+      </w:r>
+    </w:p>
+    <w:p>
+      <w:pPr>
+        <w:spacing w:before="100" w:beforeAutospacing="1" w:after="100" w:afterAutospacing="1" w:line="240" w:lineRule="auto"/>
+        <w:rPr>
+          <w:rFonts w:ascii="Times New Roman" w:eastAsia="Times New Roman" w:hAnsi="Times New Roman" w:cs="Times New Roman"/>
+          <w:sz w:val="24"/>
+          <w:szCs w:val="24"/>
+          <w:lang w:eastAsia="es-ES"/>
+        </w:rPr>
+      </w:pPr>
+      <w:r>
+        <w:rPr>
+          <w:rFonts w:ascii="Times New Roman" w:eastAsia="Times New Roman" w:hAnsi="Times New Roman" w:cs="Times New Roman"/>
+          <w:sz w:val="24"/>
+          <w:szCs w:val="24"/>
+          <w:lang w:eastAsia="es-ES"/>
+        </w:rPr>
+        <w:t>Devuelve únicamente el texto reescrito.</w:t>
+      </w:r>
+      <w:r>
+        <w:rPr>
+          <w:rFonts w:ascii="Times New Roman" w:eastAsia="Times New Roman" w:hAnsi="Times New Roman" w:cs="Times New Roman"/>
+          <w:sz w:val="24"/>
+          <w:szCs w:val="24"/>
+          <w:lang w:eastAsia="es-ES"/>
+        </w:rPr>
+        <w:br/>
+        <w:t>No incluyas explicaciones, diagnósticos, resúmenes ni comentarios.</w:t>
+      </w:r>
       <w:bookmarkEnd w:id="0"/>
     </w:p>
-    <w:p/>
-    <w:p>
-      <w:r>
-        <w:t>VOZ Y ESTILO</w:t>
-      </w:r>
-    </w:p>
-    <w:p>
-      <w:r>
-        <w:t>Mantén la voz original del autor. El resultado debe seguir sonando como un borrador histórico real, no como una reescritura académica o literaria.</w:t>
-      </w:r>
-    </w:p>
-    <w:p/>
-    <w:p>
-      <w:r>
-        <w:t>CONTROL DE CONECTORES Y TRANSICIONES</w:t>
-      </w:r>
-    </w:p>
-    <w:p>
-      <w:r>
-        <w:t xml:space="preserve">Utiliza conectores de forma mínima y natural. Evita </w:t>
-      </w:r>
-      <w:proofErr w:type="spellStart"/>
-      <w:r>
-        <w:t>sobreestructurar</w:t>
-      </w:r>
-      <w:proofErr w:type="spellEnd"/>
-      <w:r>
-        <w:t xml:space="preserve"> el texto con marcadores explícitos de orden o contraste.</w:t>
-      </w:r>
-    </w:p>
-    <w:p/>
-    <w:p>
-      <w:r>
-        <w:t>QUÉ EVITAR</w:t>
-      </w:r>
-    </w:p>
-    <w:p>
-      <w:r>
-        <w:t>- “en cambio”</w:t>
-      </w:r>
-    </w:p>
-    <w:p>
-      <w:r>
-        <w:t>- “sin embargo” cuando no sea estrictamente necesario</w:t>
-      </w:r>
-    </w:p>
-    <w:p>
-      <w:r>
-        <w:t>- “en aquel contexto”</w:t>
-      </w:r>
-    </w:p>
-    <w:p>
-      <w:r>
-        <w:t>- “por otro lado” como recurso sistemático</w:t>
-      </w:r>
-    </w:p>
-    <w:p>
-      <w:r>
-        <w:t>- conectores añadidos solo para mejorar fluidez estilística</w:t>
-      </w:r>
-    </w:p>
-    <w:p/>
-    <w:p>
-      <w:r>
-        <w:t>QUÉ HACER EN SU LUGAR</w:t>
-      </w:r>
-    </w:p>
-    <w:p>
-      <w:r>
-        <w:t>- Mantener transiciones implícitas cuando el orden del texto ya las sugiere</w:t>
-      </w:r>
-    </w:p>
-    <w:p>
-      <w:r>
-        <w:t>- Usar conectores solo si son imprescindibles para evitar ambigüedad</w:t>
-      </w:r>
-    </w:p>
-    <w:p>
-      <w:r>
-        <w:t>- Priorizar la continuidad natural entre frases sin marcarla excesivamente</w:t>
-      </w:r>
-    </w:p>
-    <w:p/>
-    <w:p>
-      <w:r>
-        <w:t>PRINCIPIO CLAVE</w:t>
-      </w:r>
-    </w:p>
-    <w:p>
-      <w:r>
-        <w:t>El texto debe leerse como un desarrollo natural de ideas históricas, no como un texto reorganizado por un editor moderno.</w:t>
-      </w:r>
-    </w:p>
-    <w:p/>
-    <w:p>
-      <w:r>
-        <w:t>FORMATO DE SALIDA (OBLIGATORIO)</w:t>
-      </w:r>
-    </w:p>
-    <w:p>
-      <w:r>
-        <w:t>Devuelve únicamente el texto reescrito.</w:t>
-      </w:r>
-    </w:p>
-    <w:p>
-      <w:r>
-        <w:t>No incluyas explicaciones, diagnósticos, resúmenes ni comentarios.</w:t>
-      </w:r>
-    </w:p>
-    <w:p/>
     <w:sectPr>
       <w:pgSz w:w="11906" w:h="16838"/>
       <w:pgMar w:top="1417" w:right="1701" w:bottom="1417" w:left="1701" w:header="708" w:footer="708" w:gutter="0"/>
@@ -264,6 +1784,1075 @@
     </w:sectPr>
   </w:body>
 </w:document>
+</file>
+
+<file path=word/numbering.xml><?xml version="1.0" encoding="utf-8"?>
+<w:numbering xmlns:wpc="http://schemas.microsoft.com/office/word/2010/wordprocessingCanvas" xmlns:mc="http://schemas.openxmlformats.org/markup-compatibility/2006" xmlns:o="urn:schemas-microsoft-com:office:office" xmlns:r="http://schemas.openxmlformats.org/officeDocument/2006/relationships" xmlns:m="http://schemas.openxmlformats.org/officeDocument/2006/math" xmlns:v="urn:schemas-microsoft-com:vml" xmlns:wp14="http://schemas.microsoft.com/office/word/2010/wordprocessingDrawing" xmlns:wp="http://schemas.openxmlformats.org/drawingml/2006/wordprocessingDrawing" xmlns:w10="urn:schemas-microsoft-com:office:word" xmlns:w="http://schemas.openxmlformats.org/wordprocessingml/2006/main" xmlns:w14="http://schemas.microsoft.com/office/word/2010/wordml" xmlns:wpg="http://schemas.microsoft.com/office/word/2010/wordprocessingGroup" xmlns:wpi="http://schemas.microsoft.com/office/word/2010/wordprocessingInk" xmlns:wne="http://schemas.microsoft.com/office/word/2006/wordml" xmlns:wps="http://schemas.microsoft.com/office/word/2010/wordprocessingShape" mc:Ignorable="w14 wp14">
+  <w:abstractNum w:abstractNumId="0">
+    <w:nsid w:val="01B94750"/>
+    <w:multiLevelType w:val="multilevel"/>
+    <w:tmpl w:val="38044124"/>
+    <w:lvl w:ilvl="0">
+      <w:start w:val="1"/>
+      <w:numFmt w:val="bullet"/>
+      <w:lvlText w:val=""/>
+      <w:lvlJc w:val="left"/>
+      <w:pPr>
+        <w:tabs>
+          <w:tab w:val="num" w:pos="720"/>
+        </w:tabs>
+        <w:ind w:left="720" w:hanging="360"/>
+      </w:pPr>
+      <w:rPr>
+        <w:rFonts w:ascii="Symbol" w:hAnsi="Symbol" w:hint="default"/>
+        <w:sz w:val="20"/>
+      </w:rPr>
+    </w:lvl>
+    <w:lvl w:ilvl="1" w:tentative="1">
+      <w:start w:val="1"/>
+      <w:numFmt w:val="bullet"/>
+      <w:lvlText w:val="o"/>
+      <w:lvlJc w:val="left"/>
+      <w:pPr>
+        <w:tabs>
+          <w:tab w:val="num" w:pos="1440"/>
+        </w:tabs>
+        <w:ind w:left="1440" w:hanging="360"/>
+      </w:pPr>
+      <w:rPr>
+        <w:rFonts w:ascii="Courier New" w:hAnsi="Courier New" w:hint="default"/>
+        <w:sz w:val="20"/>
+      </w:rPr>
+    </w:lvl>
+    <w:lvl w:ilvl="2" w:tentative="1">
+      <w:start w:val="1"/>
+      <w:numFmt w:val="bullet"/>
+      <w:lvlText w:val=""/>
+      <w:lvlJc w:val="left"/>
+      <w:pPr>
+        <w:tabs>
+          <w:tab w:val="num" w:pos="2160"/>
+        </w:tabs>
+        <w:ind w:left="2160" w:hanging="360"/>
+      </w:pPr>
+      <w:rPr>
+        <w:rFonts w:ascii="Wingdings" w:hAnsi="Wingdings" w:hint="default"/>
+        <w:sz w:val="20"/>
+      </w:rPr>
+    </w:lvl>
+    <w:lvl w:ilvl="3" w:tentative="1">
+      <w:start w:val="1"/>
+      <w:numFmt w:val="bullet"/>
+      <w:lvlText w:val=""/>
+      <w:lvlJc w:val="left"/>
+      <w:pPr>
+        <w:tabs>
+          <w:tab w:val="num" w:pos="2880"/>
+        </w:tabs>
+        <w:ind w:left="2880" w:hanging="360"/>
+      </w:pPr>
+      <w:rPr>
+        <w:rFonts w:ascii="Wingdings" w:hAnsi="Wingdings" w:hint="default"/>
+        <w:sz w:val="20"/>
+      </w:rPr>
+    </w:lvl>
+    <w:lvl w:ilvl="4" w:tentative="1">
+      <w:start w:val="1"/>
+      <w:numFmt w:val="bullet"/>
+      <w:lvlText w:val=""/>
+      <w:lvlJc w:val="left"/>
+      <w:pPr>
+        <w:tabs>
+          <w:tab w:val="num" w:pos="3600"/>
+        </w:tabs>
+        <w:ind w:left="3600" w:hanging="360"/>
+      </w:pPr>
+      <w:rPr>
+        <w:rFonts w:ascii="Wingdings" w:hAnsi="Wingdings" w:hint="default"/>
+        <w:sz w:val="20"/>
+      </w:rPr>
+    </w:lvl>
+    <w:lvl w:ilvl="5" w:tentative="1">
+      <w:start w:val="1"/>
+      <w:numFmt w:val="bullet"/>
+      <w:lvlText w:val=""/>
+      <w:lvlJc w:val="left"/>
+      <w:pPr>
+        <w:tabs>
+          <w:tab w:val="num" w:pos="4320"/>
+        </w:tabs>
+        <w:ind w:left="4320" w:hanging="360"/>
+      </w:pPr>
+      <w:rPr>
+        <w:rFonts w:ascii="Wingdings" w:hAnsi="Wingdings" w:hint="default"/>
+        <w:sz w:val="20"/>
+      </w:rPr>
+    </w:lvl>
+    <w:lvl w:ilvl="6" w:tentative="1">
+      <w:start w:val="1"/>
+      <w:numFmt w:val="bullet"/>
+      <w:lvlText w:val=""/>
+      <w:lvlJc w:val="left"/>
+      <w:pPr>
+        <w:tabs>
+          <w:tab w:val="num" w:pos="5040"/>
+        </w:tabs>
+        <w:ind w:left="5040" w:hanging="360"/>
+      </w:pPr>
+      <w:rPr>
+        <w:rFonts w:ascii="Wingdings" w:hAnsi="Wingdings" w:hint="default"/>
+        <w:sz w:val="20"/>
+      </w:rPr>
+    </w:lvl>
+    <w:lvl w:ilvl="7" w:tentative="1">
+      <w:start w:val="1"/>
+      <w:numFmt w:val="bullet"/>
+      <w:lvlText w:val=""/>
+      <w:lvlJc w:val="left"/>
+      <w:pPr>
+        <w:tabs>
+          <w:tab w:val="num" w:pos="5760"/>
+        </w:tabs>
+        <w:ind w:left="5760" w:hanging="360"/>
+      </w:pPr>
+      <w:rPr>
+        <w:rFonts w:ascii="Wingdings" w:hAnsi="Wingdings" w:hint="default"/>
+        <w:sz w:val="20"/>
+      </w:rPr>
+    </w:lvl>
+    <w:lvl w:ilvl="8" w:tentative="1">
+      <w:start w:val="1"/>
+      <w:numFmt w:val="bullet"/>
+      <w:lvlText w:val=""/>
+      <w:lvlJc w:val="left"/>
+      <w:pPr>
+        <w:tabs>
+          <w:tab w:val="num" w:pos="6480"/>
+        </w:tabs>
+        <w:ind w:left="6480" w:hanging="360"/>
+      </w:pPr>
+      <w:rPr>
+        <w:rFonts w:ascii="Wingdings" w:hAnsi="Wingdings" w:hint="default"/>
+        <w:sz w:val="20"/>
+      </w:rPr>
+    </w:lvl>
+  </w:abstractNum>
+  <w:abstractNum w:abstractNumId="1">
+    <w:nsid w:val="255A145C"/>
+    <w:multiLevelType w:val="multilevel"/>
+    <w:tmpl w:val="9AA8C406"/>
+    <w:lvl w:ilvl="0">
+      <w:start w:val="1"/>
+      <w:numFmt w:val="bullet"/>
+      <w:lvlText w:val=""/>
+      <w:lvlJc w:val="left"/>
+      <w:pPr>
+        <w:tabs>
+          <w:tab w:val="num" w:pos="720"/>
+        </w:tabs>
+        <w:ind w:left="720" w:hanging="360"/>
+      </w:pPr>
+      <w:rPr>
+        <w:rFonts w:ascii="Symbol" w:hAnsi="Symbol" w:hint="default"/>
+        <w:sz w:val="20"/>
+      </w:rPr>
+    </w:lvl>
+    <w:lvl w:ilvl="1" w:tentative="1">
+      <w:start w:val="1"/>
+      <w:numFmt w:val="bullet"/>
+      <w:lvlText w:val="o"/>
+      <w:lvlJc w:val="left"/>
+      <w:pPr>
+        <w:tabs>
+          <w:tab w:val="num" w:pos="1440"/>
+        </w:tabs>
+        <w:ind w:left="1440" w:hanging="360"/>
+      </w:pPr>
+      <w:rPr>
+        <w:rFonts w:ascii="Courier New" w:hAnsi="Courier New" w:hint="default"/>
+        <w:sz w:val="20"/>
+      </w:rPr>
+    </w:lvl>
+    <w:lvl w:ilvl="2" w:tentative="1">
+      <w:start w:val="1"/>
+      <w:numFmt w:val="bullet"/>
+      <w:lvlText w:val=""/>
+      <w:lvlJc w:val="left"/>
+      <w:pPr>
+        <w:tabs>
+          <w:tab w:val="num" w:pos="2160"/>
+        </w:tabs>
+        <w:ind w:left="2160" w:hanging="360"/>
+      </w:pPr>
+      <w:rPr>
+        <w:rFonts w:ascii="Wingdings" w:hAnsi="Wingdings" w:hint="default"/>
+        <w:sz w:val="20"/>
+      </w:rPr>
+    </w:lvl>
+    <w:lvl w:ilvl="3" w:tentative="1">
+      <w:start w:val="1"/>
+      <w:numFmt w:val="bullet"/>
+      <w:lvlText w:val=""/>
+      <w:lvlJc w:val="left"/>
+      <w:pPr>
+        <w:tabs>
+          <w:tab w:val="num" w:pos="2880"/>
+        </w:tabs>
+        <w:ind w:left="2880" w:hanging="360"/>
+      </w:pPr>
+      <w:rPr>
+        <w:rFonts w:ascii="Wingdings" w:hAnsi="Wingdings" w:hint="default"/>
+        <w:sz w:val="20"/>
+      </w:rPr>
+    </w:lvl>
+    <w:lvl w:ilvl="4" w:tentative="1">
+      <w:start w:val="1"/>
+      <w:numFmt w:val="bullet"/>
+      <w:lvlText w:val=""/>
+      <w:lvlJc w:val="left"/>
+      <w:pPr>
+        <w:tabs>
+          <w:tab w:val="num" w:pos="3600"/>
+        </w:tabs>
+        <w:ind w:left="3600" w:hanging="360"/>
+      </w:pPr>
+      <w:rPr>
+        <w:rFonts w:ascii="Wingdings" w:hAnsi="Wingdings" w:hint="default"/>
+        <w:sz w:val="20"/>
+      </w:rPr>
+    </w:lvl>
+    <w:lvl w:ilvl="5" w:tentative="1">
+      <w:start w:val="1"/>
+      <w:numFmt w:val="bullet"/>
+      <w:lvlText w:val=""/>
+      <w:lvlJc w:val="left"/>
+      <w:pPr>
+        <w:tabs>
+          <w:tab w:val="num" w:pos="4320"/>
+        </w:tabs>
+        <w:ind w:left="4320" w:hanging="360"/>
+      </w:pPr>
+      <w:rPr>
+        <w:rFonts w:ascii="Wingdings" w:hAnsi="Wingdings" w:hint="default"/>
+        <w:sz w:val="20"/>
+      </w:rPr>
+    </w:lvl>
+    <w:lvl w:ilvl="6" w:tentative="1">
+      <w:start w:val="1"/>
+      <w:numFmt w:val="bullet"/>
+      <w:lvlText w:val=""/>
+      <w:lvlJc w:val="left"/>
+      <w:pPr>
+        <w:tabs>
+          <w:tab w:val="num" w:pos="5040"/>
+        </w:tabs>
+        <w:ind w:left="5040" w:hanging="360"/>
+      </w:pPr>
+      <w:rPr>
+        <w:rFonts w:ascii="Wingdings" w:hAnsi="Wingdings" w:hint="default"/>
+        <w:sz w:val="20"/>
+      </w:rPr>
+    </w:lvl>
+    <w:lvl w:ilvl="7" w:tentative="1">
+      <w:start w:val="1"/>
+      <w:numFmt w:val="bullet"/>
+      <w:lvlText w:val=""/>
+      <w:lvlJc w:val="left"/>
+      <w:pPr>
+        <w:tabs>
+          <w:tab w:val="num" w:pos="5760"/>
+        </w:tabs>
+        <w:ind w:left="5760" w:hanging="360"/>
+      </w:pPr>
+      <w:rPr>
+        <w:rFonts w:ascii="Wingdings" w:hAnsi="Wingdings" w:hint="default"/>
+        <w:sz w:val="20"/>
+      </w:rPr>
+    </w:lvl>
+    <w:lvl w:ilvl="8" w:tentative="1">
+      <w:start w:val="1"/>
+      <w:numFmt w:val="bullet"/>
+      <w:lvlText w:val=""/>
+      <w:lvlJc w:val="left"/>
+      <w:pPr>
+        <w:tabs>
+          <w:tab w:val="num" w:pos="6480"/>
+        </w:tabs>
+        <w:ind w:left="6480" w:hanging="360"/>
+      </w:pPr>
+      <w:rPr>
+        <w:rFonts w:ascii="Wingdings" w:hAnsi="Wingdings" w:hint="default"/>
+        <w:sz w:val="20"/>
+      </w:rPr>
+    </w:lvl>
+  </w:abstractNum>
+  <w:abstractNum w:abstractNumId="2">
+    <w:nsid w:val="2FE35133"/>
+    <w:multiLevelType w:val="multilevel"/>
+    <w:tmpl w:val="A4F6FB08"/>
+    <w:lvl w:ilvl="0">
+      <w:start w:val="1"/>
+      <w:numFmt w:val="bullet"/>
+      <w:lvlText w:val=""/>
+      <w:lvlJc w:val="left"/>
+      <w:pPr>
+        <w:tabs>
+          <w:tab w:val="num" w:pos="720"/>
+        </w:tabs>
+        <w:ind w:left="720" w:hanging="360"/>
+      </w:pPr>
+      <w:rPr>
+        <w:rFonts w:ascii="Symbol" w:hAnsi="Symbol" w:hint="default"/>
+        <w:sz w:val="20"/>
+      </w:rPr>
+    </w:lvl>
+    <w:lvl w:ilvl="1" w:tentative="1">
+      <w:start w:val="1"/>
+      <w:numFmt w:val="bullet"/>
+      <w:lvlText w:val="o"/>
+      <w:lvlJc w:val="left"/>
+      <w:pPr>
+        <w:tabs>
+          <w:tab w:val="num" w:pos="1440"/>
+        </w:tabs>
+        <w:ind w:left="1440" w:hanging="360"/>
+      </w:pPr>
+      <w:rPr>
+        <w:rFonts w:ascii="Courier New" w:hAnsi="Courier New" w:hint="default"/>
+        <w:sz w:val="20"/>
+      </w:rPr>
+    </w:lvl>
+    <w:lvl w:ilvl="2" w:tentative="1">
+      <w:start w:val="1"/>
+      <w:numFmt w:val="bullet"/>
+      <w:lvlText w:val=""/>
+      <w:lvlJc w:val="left"/>
+      <w:pPr>
+        <w:tabs>
+          <w:tab w:val="num" w:pos="2160"/>
+        </w:tabs>
+        <w:ind w:left="2160" w:hanging="360"/>
+      </w:pPr>
+      <w:rPr>
+        <w:rFonts w:ascii="Wingdings" w:hAnsi="Wingdings" w:hint="default"/>
+        <w:sz w:val="20"/>
+      </w:rPr>
+    </w:lvl>
+    <w:lvl w:ilvl="3" w:tentative="1">
+      <w:start w:val="1"/>
+      <w:numFmt w:val="bullet"/>
+      <w:lvlText w:val=""/>
+      <w:lvlJc w:val="left"/>
+      <w:pPr>
+        <w:tabs>
+          <w:tab w:val="num" w:pos="2880"/>
+        </w:tabs>
+        <w:ind w:left="2880" w:hanging="360"/>
+      </w:pPr>
+      <w:rPr>
+        <w:rFonts w:ascii="Wingdings" w:hAnsi="Wingdings" w:hint="default"/>
+        <w:sz w:val="20"/>
+      </w:rPr>
+    </w:lvl>
+    <w:lvl w:ilvl="4" w:tentative="1">
+      <w:start w:val="1"/>
+      <w:numFmt w:val="bullet"/>
+      <w:lvlText w:val=""/>
+      <w:lvlJc w:val="left"/>
+      <w:pPr>
+        <w:tabs>
+          <w:tab w:val="num" w:pos="3600"/>
+        </w:tabs>
+        <w:ind w:left="3600" w:hanging="360"/>
+      </w:pPr>
+      <w:rPr>
+        <w:rFonts w:ascii="Wingdings" w:hAnsi="Wingdings" w:hint="default"/>
+        <w:sz w:val="20"/>
+      </w:rPr>
+    </w:lvl>
+    <w:lvl w:ilvl="5" w:tentative="1">
+      <w:start w:val="1"/>
+      <w:numFmt w:val="bullet"/>
+      <w:lvlText w:val=""/>
+      <w:lvlJc w:val="left"/>
+      <w:pPr>
+        <w:tabs>
+          <w:tab w:val="num" w:pos="4320"/>
+        </w:tabs>
+        <w:ind w:left="4320" w:hanging="360"/>
+      </w:pPr>
+      <w:rPr>
+        <w:rFonts w:ascii="Wingdings" w:hAnsi="Wingdings" w:hint="default"/>
+        <w:sz w:val="20"/>
+      </w:rPr>
+    </w:lvl>
+    <w:lvl w:ilvl="6" w:tentative="1">
+      <w:start w:val="1"/>
+      <w:numFmt w:val="bullet"/>
+      <w:lvlText w:val=""/>
+      <w:lvlJc w:val="left"/>
+      <w:pPr>
+        <w:tabs>
+          <w:tab w:val="num" w:pos="5040"/>
+        </w:tabs>
+        <w:ind w:left="5040" w:hanging="360"/>
+      </w:pPr>
+      <w:rPr>
+        <w:rFonts w:ascii="Wingdings" w:hAnsi="Wingdings" w:hint="default"/>
+        <w:sz w:val="20"/>
+      </w:rPr>
+    </w:lvl>
+    <w:lvl w:ilvl="7" w:tentative="1">
+      <w:start w:val="1"/>
+      <w:numFmt w:val="bullet"/>
+      <w:lvlText w:val=""/>
+      <w:lvlJc w:val="left"/>
+      <w:pPr>
+        <w:tabs>
+          <w:tab w:val="num" w:pos="5760"/>
+        </w:tabs>
+        <w:ind w:left="5760" w:hanging="360"/>
+      </w:pPr>
+      <w:rPr>
+        <w:rFonts w:ascii="Wingdings" w:hAnsi="Wingdings" w:hint="default"/>
+        <w:sz w:val="20"/>
+      </w:rPr>
+    </w:lvl>
+    <w:lvl w:ilvl="8" w:tentative="1">
+      <w:start w:val="1"/>
+      <w:numFmt w:val="bullet"/>
+      <w:lvlText w:val=""/>
+      <w:lvlJc w:val="left"/>
+      <w:pPr>
+        <w:tabs>
+          <w:tab w:val="num" w:pos="6480"/>
+        </w:tabs>
+        <w:ind w:left="6480" w:hanging="360"/>
+      </w:pPr>
+      <w:rPr>
+        <w:rFonts w:ascii="Wingdings" w:hAnsi="Wingdings" w:hint="default"/>
+        <w:sz w:val="20"/>
+      </w:rPr>
+    </w:lvl>
+  </w:abstractNum>
+  <w:abstractNum w:abstractNumId="3">
+    <w:nsid w:val="3DDB3F30"/>
+    <w:multiLevelType w:val="multilevel"/>
+    <w:tmpl w:val="AAD2ACCE"/>
+    <w:lvl w:ilvl="0">
+      <w:start w:val="1"/>
+      <w:numFmt w:val="bullet"/>
+      <w:lvlText w:val=""/>
+      <w:lvlJc w:val="left"/>
+      <w:pPr>
+        <w:tabs>
+          <w:tab w:val="num" w:pos="720"/>
+        </w:tabs>
+        <w:ind w:left="720" w:hanging="360"/>
+      </w:pPr>
+      <w:rPr>
+        <w:rFonts w:ascii="Symbol" w:hAnsi="Symbol" w:hint="default"/>
+        <w:sz w:val="20"/>
+      </w:rPr>
+    </w:lvl>
+    <w:lvl w:ilvl="1" w:tentative="1">
+      <w:start w:val="1"/>
+      <w:numFmt w:val="bullet"/>
+      <w:lvlText w:val="o"/>
+      <w:lvlJc w:val="left"/>
+      <w:pPr>
+        <w:tabs>
+          <w:tab w:val="num" w:pos="1440"/>
+        </w:tabs>
+        <w:ind w:left="1440" w:hanging="360"/>
+      </w:pPr>
+      <w:rPr>
+        <w:rFonts w:ascii="Courier New" w:hAnsi="Courier New" w:hint="default"/>
+        <w:sz w:val="20"/>
+      </w:rPr>
+    </w:lvl>
+    <w:lvl w:ilvl="2" w:tentative="1">
+      <w:start w:val="1"/>
+      <w:numFmt w:val="bullet"/>
+      <w:lvlText w:val=""/>
+      <w:lvlJc w:val="left"/>
+      <w:pPr>
+        <w:tabs>
+          <w:tab w:val="num" w:pos="2160"/>
+        </w:tabs>
+        <w:ind w:left="2160" w:hanging="360"/>
+      </w:pPr>
+      <w:rPr>
+        <w:rFonts w:ascii="Wingdings" w:hAnsi="Wingdings" w:hint="default"/>
+        <w:sz w:val="20"/>
+      </w:rPr>
+    </w:lvl>
+    <w:lvl w:ilvl="3" w:tentative="1">
+      <w:start w:val="1"/>
+      <w:numFmt w:val="bullet"/>
+      <w:lvlText w:val=""/>
+      <w:lvlJc w:val="left"/>
+      <w:pPr>
+        <w:tabs>
+          <w:tab w:val="num" w:pos="2880"/>
+        </w:tabs>
+        <w:ind w:left="2880" w:hanging="360"/>
+      </w:pPr>
+      <w:rPr>
+        <w:rFonts w:ascii="Wingdings" w:hAnsi="Wingdings" w:hint="default"/>
+        <w:sz w:val="20"/>
+      </w:rPr>
+    </w:lvl>
+    <w:lvl w:ilvl="4" w:tentative="1">
+      <w:start w:val="1"/>
+      <w:numFmt w:val="bullet"/>
+      <w:lvlText w:val=""/>
+      <w:lvlJc w:val="left"/>
+      <w:pPr>
+        <w:tabs>
+          <w:tab w:val="num" w:pos="3600"/>
+        </w:tabs>
+        <w:ind w:left="3600" w:hanging="360"/>
+      </w:pPr>
+      <w:rPr>
+        <w:rFonts w:ascii="Wingdings" w:hAnsi="Wingdings" w:hint="default"/>
+        <w:sz w:val="20"/>
+      </w:rPr>
+    </w:lvl>
+    <w:lvl w:ilvl="5" w:tentative="1">
+      <w:start w:val="1"/>
+      <w:numFmt w:val="bullet"/>
+      <w:lvlText w:val=""/>
+      <w:lvlJc w:val="left"/>
+      <w:pPr>
+        <w:tabs>
+          <w:tab w:val="num" w:pos="4320"/>
+        </w:tabs>
+        <w:ind w:left="4320" w:hanging="360"/>
+      </w:pPr>
+      <w:rPr>
+        <w:rFonts w:ascii="Wingdings" w:hAnsi="Wingdings" w:hint="default"/>
+        <w:sz w:val="20"/>
+      </w:rPr>
+    </w:lvl>
+    <w:lvl w:ilvl="6" w:tentative="1">
+      <w:start w:val="1"/>
+      <w:numFmt w:val="bullet"/>
+      <w:lvlText w:val=""/>
+      <w:lvlJc w:val="left"/>
+      <w:pPr>
+        <w:tabs>
+          <w:tab w:val="num" w:pos="5040"/>
+        </w:tabs>
+        <w:ind w:left="5040" w:hanging="360"/>
+      </w:pPr>
+      <w:rPr>
+        <w:rFonts w:ascii="Wingdings" w:hAnsi="Wingdings" w:hint="default"/>
+        <w:sz w:val="20"/>
+      </w:rPr>
+    </w:lvl>
+    <w:lvl w:ilvl="7" w:tentative="1">
+      <w:start w:val="1"/>
+      <w:numFmt w:val="bullet"/>
+      <w:lvlText w:val=""/>
+      <w:lvlJc w:val="left"/>
+      <w:pPr>
+        <w:tabs>
+          <w:tab w:val="num" w:pos="5760"/>
+        </w:tabs>
+        <w:ind w:left="5760" w:hanging="360"/>
+      </w:pPr>
+      <w:rPr>
+        <w:rFonts w:ascii="Wingdings" w:hAnsi="Wingdings" w:hint="default"/>
+        <w:sz w:val="20"/>
+      </w:rPr>
+    </w:lvl>
+    <w:lvl w:ilvl="8" w:tentative="1">
+      <w:start w:val="1"/>
+      <w:numFmt w:val="bullet"/>
+      <w:lvlText w:val=""/>
+      <w:lvlJc w:val="left"/>
+      <w:pPr>
+        <w:tabs>
+          <w:tab w:val="num" w:pos="6480"/>
+        </w:tabs>
+        <w:ind w:left="6480" w:hanging="360"/>
+      </w:pPr>
+      <w:rPr>
+        <w:rFonts w:ascii="Wingdings" w:hAnsi="Wingdings" w:hint="default"/>
+        <w:sz w:val="20"/>
+      </w:rPr>
+    </w:lvl>
+  </w:abstractNum>
+  <w:abstractNum w:abstractNumId="4">
+    <w:nsid w:val="5C044BB5"/>
+    <w:multiLevelType w:val="multilevel"/>
+    <w:tmpl w:val="4FC4677E"/>
+    <w:lvl w:ilvl="0">
+      <w:start w:val="1"/>
+      <w:numFmt w:val="bullet"/>
+      <w:lvlText w:val=""/>
+      <w:lvlJc w:val="left"/>
+      <w:pPr>
+        <w:tabs>
+          <w:tab w:val="num" w:pos="720"/>
+        </w:tabs>
+        <w:ind w:left="720" w:hanging="360"/>
+      </w:pPr>
+      <w:rPr>
+        <w:rFonts w:ascii="Symbol" w:hAnsi="Symbol" w:hint="default"/>
+        <w:sz w:val="20"/>
+      </w:rPr>
+    </w:lvl>
+    <w:lvl w:ilvl="1" w:tentative="1">
+      <w:start w:val="1"/>
+      <w:numFmt w:val="bullet"/>
+      <w:lvlText w:val="o"/>
+      <w:lvlJc w:val="left"/>
+      <w:pPr>
+        <w:tabs>
+          <w:tab w:val="num" w:pos="1440"/>
+        </w:tabs>
+        <w:ind w:left="1440" w:hanging="360"/>
+      </w:pPr>
+      <w:rPr>
+        <w:rFonts w:ascii="Courier New" w:hAnsi="Courier New" w:hint="default"/>
+        <w:sz w:val="20"/>
+      </w:rPr>
+    </w:lvl>
+    <w:lvl w:ilvl="2" w:tentative="1">
+      <w:start w:val="1"/>
+      <w:numFmt w:val="bullet"/>
+      <w:lvlText w:val=""/>
+      <w:lvlJc w:val="left"/>
+      <w:pPr>
+        <w:tabs>
+          <w:tab w:val="num" w:pos="2160"/>
+        </w:tabs>
+        <w:ind w:left="2160" w:hanging="360"/>
+      </w:pPr>
+      <w:rPr>
+        <w:rFonts w:ascii="Wingdings" w:hAnsi="Wingdings" w:hint="default"/>
+        <w:sz w:val="20"/>
+      </w:rPr>
+    </w:lvl>
+    <w:lvl w:ilvl="3" w:tentative="1">
+      <w:start w:val="1"/>
+      <w:numFmt w:val="bullet"/>
+      <w:lvlText w:val=""/>
+      <w:lvlJc w:val="left"/>
+      <w:pPr>
+        <w:tabs>
+          <w:tab w:val="num" w:pos="2880"/>
+        </w:tabs>
+        <w:ind w:left="2880" w:hanging="360"/>
+      </w:pPr>
+      <w:rPr>
+        <w:rFonts w:ascii="Wingdings" w:hAnsi="Wingdings" w:hint="default"/>
+        <w:sz w:val="20"/>
+      </w:rPr>
+    </w:lvl>
+    <w:lvl w:ilvl="4" w:tentative="1">
+      <w:start w:val="1"/>
+      <w:numFmt w:val="bullet"/>
+      <w:lvlText w:val=""/>
+      <w:lvlJc w:val="left"/>
+      <w:pPr>
+        <w:tabs>
+          <w:tab w:val="num" w:pos="3600"/>
+        </w:tabs>
+        <w:ind w:left="3600" w:hanging="360"/>
+      </w:pPr>
+      <w:rPr>
+        <w:rFonts w:ascii="Wingdings" w:hAnsi="Wingdings" w:hint="default"/>
+        <w:sz w:val="20"/>
+      </w:rPr>
+    </w:lvl>
+    <w:lvl w:ilvl="5" w:tentative="1">
+      <w:start w:val="1"/>
+      <w:numFmt w:val="bullet"/>
+      <w:lvlText w:val=""/>
+      <w:lvlJc w:val="left"/>
+      <w:pPr>
+        <w:tabs>
+          <w:tab w:val="num" w:pos="4320"/>
+        </w:tabs>
+        <w:ind w:left="4320" w:hanging="360"/>
+      </w:pPr>
+      <w:rPr>
+        <w:rFonts w:ascii="Wingdings" w:hAnsi="Wingdings" w:hint="default"/>
+        <w:sz w:val="20"/>
+      </w:rPr>
+    </w:lvl>
+    <w:lvl w:ilvl="6" w:tentative="1">
+      <w:start w:val="1"/>
+      <w:numFmt w:val="bullet"/>
+      <w:lvlText w:val=""/>
+      <w:lvlJc w:val="left"/>
+      <w:pPr>
+        <w:tabs>
+          <w:tab w:val="num" w:pos="5040"/>
+        </w:tabs>
+        <w:ind w:left="5040" w:hanging="360"/>
+      </w:pPr>
+      <w:rPr>
+        <w:rFonts w:ascii="Wingdings" w:hAnsi="Wingdings" w:hint="default"/>
+        <w:sz w:val="20"/>
+      </w:rPr>
+    </w:lvl>
+    <w:lvl w:ilvl="7" w:tentative="1">
+      <w:start w:val="1"/>
+      <w:numFmt w:val="bullet"/>
+      <w:lvlText w:val=""/>
+      <w:lvlJc w:val="left"/>
+      <w:pPr>
+        <w:tabs>
+          <w:tab w:val="num" w:pos="5760"/>
+        </w:tabs>
+        <w:ind w:left="5760" w:hanging="360"/>
+      </w:pPr>
+      <w:rPr>
+        <w:rFonts w:ascii="Wingdings" w:hAnsi="Wingdings" w:hint="default"/>
+        <w:sz w:val="20"/>
+      </w:rPr>
+    </w:lvl>
+    <w:lvl w:ilvl="8" w:tentative="1">
+      <w:start w:val="1"/>
+      <w:numFmt w:val="bullet"/>
+      <w:lvlText w:val=""/>
+      <w:lvlJc w:val="left"/>
+      <w:pPr>
+        <w:tabs>
+          <w:tab w:val="num" w:pos="6480"/>
+        </w:tabs>
+        <w:ind w:left="6480" w:hanging="360"/>
+      </w:pPr>
+      <w:rPr>
+        <w:rFonts w:ascii="Wingdings" w:hAnsi="Wingdings" w:hint="default"/>
+        <w:sz w:val="20"/>
+      </w:rPr>
+    </w:lvl>
+  </w:abstractNum>
+  <w:abstractNum w:abstractNumId="5">
+    <w:nsid w:val="60FE3122"/>
+    <w:multiLevelType w:val="multilevel"/>
+    <w:tmpl w:val="4C023C8C"/>
+    <w:lvl w:ilvl="0">
+      <w:start w:val="1"/>
+      <w:numFmt w:val="bullet"/>
+      <w:lvlText w:val=""/>
+      <w:lvlJc w:val="left"/>
+      <w:pPr>
+        <w:tabs>
+          <w:tab w:val="num" w:pos="720"/>
+        </w:tabs>
+        <w:ind w:left="720" w:hanging="360"/>
+      </w:pPr>
+      <w:rPr>
+        <w:rFonts w:ascii="Symbol" w:hAnsi="Symbol" w:hint="default"/>
+        <w:sz w:val="20"/>
+      </w:rPr>
+    </w:lvl>
+    <w:lvl w:ilvl="1" w:tentative="1">
+      <w:start w:val="1"/>
+      <w:numFmt w:val="bullet"/>
+      <w:lvlText w:val="o"/>
+      <w:lvlJc w:val="left"/>
+      <w:pPr>
+        <w:tabs>
+          <w:tab w:val="num" w:pos="1440"/>
+        </w:tabs>
+        <w:ind w:left="1440" w:hanging="360"/>
+      </w:pPr>
+      <w:rPr>
+        <w:rFonts w:ascii="Courier New" w:hAnsi="Courier New" w:hint="default"/>
+        <w:sz w:val="20"/>
+      </w:rPr>
+    </w:lvl>
+    <w:lvl w:ilvl="2" w:tentative="1">
+      <w:start w:val="1"/>
+      <w:numFmt w:val="bullet"/>
+      <w:lvlText w:val=""/>
+      <w:lvlJc w:val="left"/>
+      <w:pPr>
+        <w:tabs>
+          <w:tab w:val="num" w:pos="2160"/>
+        </w:tabs>
+        <w:ind w:left="2160" w:hanging="360"/>
+      </w:pPr>
+      <w:rPr>
+        <w:rFonts w:ascii="Wingdings" w:hAnsi="Wingdings" w:hint="default"/>
+        <w:sz w:val="20"/>
+      </w:rPr>
+    </w:lvl>
+    <w:lvl w:ilvl="3" w:tentative="1">
+      <w:start w:val="1"/>
+      <w:numFmt w:val="bullet"/>
+      <w:lvlText w:val=""/>
+      <w:lvlJc w:val="left"/>
+      <w:pPr>
+        <w:tabs>
+          <w:tab w:val="num" w:pos="2880"/>
+        </w:tabs>
+        <w:ind w:left="2880" w:hanging="360"/>
+      </w:pPr>
+      <w:rPr>
+        <w:rFonts w:ascii="Wingdings" w:hAnsi="Wingdings" w:hint="default"/>
+        <w:sz w:val="20"/>
+      </w:rPr>
+    </w:lvl>
+    <w:lvl w:ilvl="4" w:tentative="1">
+      <w:start w:val="1"/>
+      <w:numFmt w:val="bullet"/>
+      <w:lvlText w:val=""/>
+      <w:lvlJc w:val="left"/>
+      <w:pPr>
+        <w:tabs>
+          <w:tab w:val="num" w:pos="3600"/>
+        </w:tabs>
+        <w:ind w:left="3600" w:hanging="360"/>
+      </w:pPr>
+      <w:rPr>
+        <w:rFonts w:ascii="Wingdings" w:hAnsi="Wingdings" w:hint="default"/>
+        <w:sz w:val="20"/>
+      </w:rPr>
+    </w:lvl>
+    <w:lvl w:ilvl="5" w:tentative="1">
+      <w:start w:val="1"/>
+      <w:numFmt w:val="bullet"/>
+      <w:lvlText w:val=""/>
+      <w:lvlJc w:val="left"/>
+      <w:pPr>
+        <w:tabs>
+          <w:tab w:val="num" w:pos="4320"/>
+        </w:tabs>
+        <w:ind w:left="4320" w:hanging="360"/>
+      </w:pPr>
+      <w:rPr>
+        <w:rFonts w:ascii="Wingdings" w:hAnsi="Wingdings" w:hint="default"/>
+        <w:sz w:val="20"/>
+      </w:rPr>
+    </w:lvl>
+    <w:lvl w:ilvl="6" w:tentative="1">
+      <w:start w:val="1"/>
+      <w:numFmt w:val="bullet"/>
+      <w:lvlText w:val=""/>
+      <w:lvlJc w:val="left"/>
+      <w:pPr>
+        <w:tabs>
+          <w:tab w:val="num" w:pos="5040"/>
+        </w:tabs>
+        <w:ind w:left="5040" w:hanging="360"/>
+      </w:pPr>
+      <w:rPr>
+        <w:rFonts w:ascii="Wingdings" w:hAnsi="Wingdings" w:hint="default"/>
+        <w:sz w:val="20"/>
+      </w:rPr>
+    </w:lvl>
+    <w:lvl w:ilvl="7" w:tentative="1">
+      <w:start w:val="1"/>
+      <w:numFmt w:val="bullet"/>
+      <w:lvlText w:val=""/>
+      <w:lvlJc w:val="left"/>
+      <w:pPr>
+        <w:tabs>
+          <w:tab w:val="num" w:pos="5760"/>
+        </w:tabs>
+        <w:ind w:left="5760" w:hanging="360"/>
+      </w:pPr>
+      <w:rPr>
+        <w:rFonts w:ascii="Wingdings" w:hAnsi="Wingdings" w:hint="default"/>
+        <w:sz w:val="20"/>
+      </w:rPr>
+    </w:lvl>
+    <w:lvl w:ilvl="8" w:tentative="1">
+      <w:start w:val="1"/>
+      <w:numFmt w:val="bullet"/>
+      <w:lvlText w:val=""/>
+      <w:lvlJc w:val="left"/>
+      <w:pPr>
+        <w:tabs>
+          <w:tab w:val="num" w:pos="6480"/>
+        </w:tabs>
+        <w:ind w:left="6480" w:hanging="360"/>
+      </w:pPr>
+      <w:rPr>
+        <w:rFonts w:ascii="Wingdings" w:hAnsi="Wingdings" w:hint="default"/>
+        <w:sz w:val="20"/>
+      </w:rPr>
+    </w:lvl>
+  </w:abstractNum>
+  <w:abstractNum w:abstractNumId="6">
+    <w:nsid w:val="66D12AF3"/>
+    <w:multiLevelType w:val="multilevel"/>
+    <w:tmpl w:val="B0F05838"/>
+    <w:lvl w:ilvl="0">
+      <w:start w:val="1"/>
+      <w:numFmt w:val="bullet"/>
+      <w:lvlText w:val=""/>
+      <w:lvlJc w:val="left"/>
+      <w:pPr>
+        <w:tabs>
+          <w:tab w:val="num" w:pos="720"/>
+        </w:tabs>
+        <w:ind w:left="720" w:hanging="360"/>
+      </w:pPr>
+      <w:rPr>
+        <w:rFonts w:ascii="Symbol" w:hAnsi="Symbol" w:hint="default"/>
+        <w:sz w:val="20"/>
+      </w:rPr>
+    </w:lvl>
+    <w:lvl w:ilvl="1" w:tentative="1">
+      <w:start w:val="1"/>
+      <w:numFmt w:val="bullet"/>
+      <w:lvlText w:val="o"/>
+      <w:lvlJc w:val="left"/>
+      <w:pPr>
+        <w:tabs>
+          <w:tab w:val="num" w:pos="1440"/>
+        </w:tabs>
+        <w:ind w:left="1440" w:hanging="360"/>
+      </w:pPr>
+      <w:rPr>
+        <w:rFonts w:ascii="Courier New" w:hAnsi="Courier New" w:hint="default"/>
+        <w:sz w:val="20"/>
+      </w:rPr>
+    </w:lvl>
+    <w:lvl w:ilvl="2" w:tentative="1">
+      <w:start w:val="1"/>
+      <w:numFmt w:val="bullet"/>
+      <w:lvlText w:val=""/>
+      <w:lvlJc w:val="left"/>
+      <w:pPr>
+        <w:tabs>
+          <w:tab w:val="num" w:pos="2160"/>
+        </w:tabs>
+        <w:ind w:left="2160" w:hanging="360"/>
+      </w:pPr>
+      <w:rPr>
+        <w:rFonts w:ascii="Wingdings" w:hAnsi="Wingdings" w:hint="default"/>
+        <w:sz w:val="20"/>
+      </w:rPr>
+    </w:lvl>
+    <w:lvl w:ilvl="3" w:tentative="1">
+      <w:start w:val="1"/>
+      <w:numFmt w:val="bullet"/>
+      <w:lvlText w:val=""/>
+      <w:lvlJc w:val="left"/>
+      <w:pPr>
+        <w:tabs>
+          <w:tab w:val="num" w:pos="2880"/>
+        </w:tabs>
+        <w:ind w:left="2880" w:hanging="360"/>
+      </w:pPr>
+      <w:rPr>
+        <w:rFonts w:ascii="Wingdings" w:hAnsi="Wingdings" w:hint="default"/>
+        <w:sz w:val="20"/>
+      </w:rPr>
+    </w:lvl>
+    <w:lvl w:ilvl="4" w:tentative="1">
+      <w:start w:val="1"/>
+      <w:numFmt w:val="bullet"/>
+      <w:lvlText w:val=""/>
+      <w:lvlJc w:val="left"/>
+      <w:pPr>
+        <w:tabs>
+          <w:tab w:val="num" w:pos="3600"/>
+        </w:tabs>
+        <w:ind w:left="3600" w:hanging="360"/>
+      </w:pPr>
+      <w:rPr>
+        <w:rFonts w:ascii="Wingdings" w:hAnsi="Wingdings" w:hint="default"/>
+        <w:sz w:val="20"/>
+      </w:rPr>
+    </w:lvl>
+    <w:lvl w:ilvl="5" w:tentative="1">
+      <w:start w:val="1"/>
+      <w:numFmt w:val="bullet"/>
+      <w:lvlText w:val=""/>
+      <w:lvlJc w:val="left"/>
+      <w:pPr>
+        <w:tabs>
+          <w:tab w:val="num" w:pos="4320"/>
+        </w:tabs>
+        <w:ind w:left="4320" w:hanging="360"/>
+      </w:pPr>
+      <w:rPr>
+        <w:rFonts w:ascii="Wingdings" w:hAnsi="Wingdings" w:hint="default"/>
+        <w:sz w:val="20"/>
+      </w:rPr>
+    </w:lvl>
+    <w:lvl w:ilvl="6" w:tentative="1">
+      <w:start w:val="1"/>
+      <w:numFmt w:val="bullet"/>
+      <w:lvlText w:val=""/>
+      <w:lvlJc w:val="left"/>
+      <w:pPr>
+        <w:tabs>
+          <w:tab w:val="num" w:pos="5040"/>
+        </w:tabs>
+        <w:ind w:left="5040" w:hanging="360"/>
+      </w:pPr>
+      <w:rPr>
+        <w:rFonts w:ascii="Wingdings" w:hAnsi="Wingdings" w:hint="default"/>
+        <w:sz w:val="20"/>
+      </w:rPr>
+    </w:lvl>
+    <w:lvl w:ilvl="7" w:tentative="1">
+      <w:start w:val="1"/>
+      <w:numFmt w:val="bullet"/>
+      <w:lvlText w:val=""/>
+      <w:lvlJc w:val="left"/>
+      <w:pPr>
+        <w:tabs>
+          <w:tab w:val="num" w:pos="5760"/>
+        </w:tabs>
+        <w:ind w:left="5760" w:hanging="360"/>
+      </w:pPr>
+      <w:rPr>
+        <w:rFonts w:ascii="Wingdings" w:hAnsi="Wingdings" w:hint="default"/>
+        <w:sz w:val="20"/>
+      </w:rPr>
+    </w:lvl>
+    <w:lvl w:ilvl="8" w:tentative="1">
+      <w:start w:val="1"/>
+      <w:numFmt w:val="bullet"/>
+      <w:lvlText w:val=""/>
+      <w:lvlJc w:val="left"/>
+      <w:pPr>
+        <w:tabs>
+          <w:tab w:val="num" w:pos="6480"/>
+        </w:tabs>
+        <w:ind w:left="6480" w:hanging="360"/>
+      </w:pPr>
+      <w:rPr>
+        <w:rFonts w:ascii="Wingdings" w:hAnsi="Wingdings" w:hint="default"/>
+        <w:sz w:val="20"/>
+      </w:rPr>
+    </w:lvl>
+  </w:abstractNum>
+  <w:num w:numId="1">
+    <w:abstractNumId w:val="2"/>
+  </w:num>
+  <w:num w:numId="2">
+    <w:abstractNumId w:val="0"/>
+  </w:num>
+  <w:num w:numId="3">
+    <w:abstractNumId w:val="3"/>
+  </w:num>
+  <w:num w:numId="4">
+    <w:abstractNumId w:val="6"/>
+  </w:num>
+  <w:num w:numId="5">
+    <w:abstractNumId w:val="5"/>
+  </w:num>
+  <w:num w:numId="6">
+    <w:abstractNumId w:val="1"/>
+  </w:num>
+  <w:num w:numId="7">
+    <w:abstractNumId w:val="4"/>
+  </w:num>
+</w:numbering>
 </file>
 
 <file path=word/styles.xml><?xml version="1.0" encoding="utf-8"?>
@@ -427,6 +3016,67 @@
     <w:qFormat/>
     <w:rsid w:val="0015039A"/>
   </w:style>
+  <w:style w:type="paragraph" w:styleId="Ttulo1">
+    <w:name w:val="heading 1"/>
+    <w:basedOn w:val="Normal"/>
+    <w:link w:val="Ttulo1Car"/>
+    <w:uiPriority w:val="9"/>
+    <w:qFormat/>
+    <w:rsid w:val="00EC6457"/>
+    <w:pPr>
+      <w:spacing w:before="100" w:beforeAutospacing="1" w:after="100" w:afterAutospacing="1" w:line="240" w:lineRule="auto"/>
+      <w:outlineLvl w:val="0"/>
+    </w:pPr>
+    <w:rPr>
+      <w:rFonts w:ascii="Times New Roman" w:eastAsia="Times New Roman" w:hAnsi="Times New Roman" w:cs="Times New Roman"/>
+      <w:b/>
+      <w:bCs/>
+      <w:kern w:val="36"/>
+      <w:sz w:val="48"/>
+      <w:szCs w:val="48"/>
+      <w:lang w:eastAsia="es-ES"/>
+    </w:rPr>
+  </w:style>
+  <w:style w:type="paragraph" w:styleId="Ttulo2">
+    <w:name w:val="heading 2"/>
+    <w:basedOn w:val="Normal"/>
+    <w:link w:val="Ttulo2Car"/>
+    <w:uiPriority w:val="9"/>
+    <w:qFormat/>
+    <w:rsid w:val="00EC6457"/>
+    <w:pPr>
+      <w:spacing w:before="100" w:beforeAutospacing="1" w:after="100" w:afterAutospacing="1" w:line="240" w:lineRule="auto"/>
+      <w:outlineLvl w:val="1"/>
+    </w:pPr>
+    <w:rPr>
+      <w:rFonts w:ascii="Times New Roman" w:eastAsia="Times New Roman" w:hAnsi="Times New Roman" w:cs="Times New Roman"/>
+      <w:b/>
+      <w:bCs/>
+      <w:sz w:val="36"/>
+      <w:szCs w:val="36"/>
+      <w:lang w:eastAsia="es-ES"/>
+    </w:rPr>
+  </w:style>
+  <w:style w:type="paragraph" w:styleId="Ttulo3">
+    <w:name w:val="heading 3"/>
+    <w:basedOn w:val="Normal"/>
+    <w:link w:val="Ttulo3Car"/>
+    <w:uiPriority w:val="9"/>
+    <w:qFormat/>
+    <w:rsid w:val="00EC6457"/>
+    <w:pPr>
+      <w:spacing w:before="100" w:beforeAutospacing="1" w:after="100" w:afterAutospacing="1" w:line="240" w:lineRule="auto"/>
+      <w:outlineLvl w:val="2"/>
+    </w:pPr>
+    <w:rPr>
+      <w:rFonts w:ascii="Times New Roman" w:eastAsia="Times New Roman" w:hAnsi="Times New Roman" w:cs="Times New Roman"/>
+      <w:b/>
+      <w:bCs/>
+      <w:sz w:val="27"/>
+      <w:szCs w:val="27"/>
+      <w:lang w:eastAsia="es-ES"/>
+    </w:rPr>
+  </w:style>
   <w:style w:type="character" w:default="1" w:styleId="Fuentedeprrafopredeter">
     <w:name w:val="Default Paragraph Font"/>
     <w:uiPriority w:val="1"/>
@@ -466,6 +3116,69 @@
       <w:rFonts w:ascii="Arial Narrow" w:hAnsi="Arial Narrow"/>
       <w:b/>
       <w:sz w:val="24"/>
+    </w:rPr>
+  </w:style>
+  <w:style w:type="character" w:customStyle="1" w:styleId="Ttulo1Car">
+    <w:name w:val="Título 1 Car"/>
+    <w:basedOn w:val="Fuentedeprrafopredeter"/>
+    <w:link w:val="Ttulo1"/>
+    <w:uiPriority w:val="9"/>
+    <w:rsid w:val="00EC6457"/>
+    <w:rPr>
+      <w:rFonts w:ascii="Times New Roman" w:eastAsia="Times New Roman" w:hAnsi="Times New Roman" w:cs="Times New Roman"/>
+      <w:b/>
+      <w:bCs/>
+      <w:kern w:val="36"/>
+      <w:sz w:val="48"/>
+      <w:szCs w:val="48"/>
+      <w:lang w:eastAsia="es-ES"/>
+    </w:rPr>
+  </w:style>
+  <w:style w:type="character" w:customStyle="1" w:styleId="Ttulo2Car">
+    <w:name w:val="Título 2 Car"/>
+    <w:basedOn w:val="Fuentedeprrafopredeter"/>
+    <w:link w:val="Ttulo2"/>
+    <w:uiPriority w:val="9"/>
+    <w:rsid w:val="00EC6457"/>
+    <w:rPr>
+      <w:rFonts w:ascii="Times New Roman" w:eastAsia="Times New Roman" w:hAnsi="Times New Roman" w:cs="Times New Roman"/>
+      <w:b/>
+      <w:bCs/>
+      <w:sz w:val="36"/>
+      <w:szCs w:val="36"/>
+      <w:lang w:eastAsia="es-ES"/>
+    </w:rPr>
+  </w:style>
+  <w:style w:type="character" w:customStyle="1" w:styleId="Ttulo3Car">
+    <w:name w:val="Título 3 Car"/>
+    <w:basedOn w:val="Fuentedeprrafopredeter"/>
+    <w:link w:val="Ttulo3"/>
+    <w:uiPriority w:val="9"/>
+    <w:rsid w:val="00EC6457"/>
+    <w:rPr>
+      <w:rFonts w:ascii="Times New Roman" w:eastAsia="Times New Roman" w:hAnsi="Times New Roman" w:cs="Times New Roman"/>
+      <w:b/>
+      <w:bCs/>
+      <w:sz w:val="27"/>
+      <w:szCs w:val="27"/>
+      <w:lang w:eastAsia="es-ES"/>
+    </w:rPr>
+  </w:style>
+  <w:style w:type="paragraph" w:styleId="NormalWeb">
+    <w:name w:val="Normal (Web)"/>
+    <w:basedOn w:val="Normal"/>
+    <w:uiPriority w:val="99"/>
+    <w:semiHidden/>
+    <w:unhideWhenUsed/>
+    <w:rsid w:val="00EC6457"/>
+    <w:pPr>
+      <w:spacing w:before="100" w:beforeAutospacing="1" w:after="100" w:afterAutospacing="1" w:line="240" w:lineRule="auto"/>
+    </w:pPr>
+    <w:rPr>
+      <w:rFonts w:ascii="Times New Roman" w:eastAsia="Times New Roman" w:hAnsi="Times New Roman" w:cs="Times New Roman"/>
+      <w:sz w:val="24"/>
+      <w:szCs w:val="24"/>
+      <w:lang w:eastAsia="es-ES"/>
     </w:rPr>
   </w:style>
 </w:styles>
@@ -632,6 +3345,67 @@
     <w:qFormat/>
     <w:rsid w:val="0015039A"/>
   </w:style>
+  <w:style w:type="paragraph" w:styleId="Ttulo1">
+    <w:name w:val="heading 1"/>
+    <w:basedOn w:val="Normal"/>
+    <w:link w:val="Ttulo1Car"/>
+    <w:uiPriority w:val="9"/>
+    <w:qFormat/>
+    <w:rsid w:val="00EC6457"/>
+    <w:pPr>
+      <w:spacing w:before="100" w:beforeAutospacing="1" w:after="100" w:afterAutospacing="1" w:line="240" w:lineRule="auto"/>
+      <w:outlineLvl w:val="0"/>
+    </w:pPr>
+    <w:rPr>
+      <w:rFonts w:ascii="Times New Roman" w:eastAsia="Times New Roman" w:hAnsi="Times New Roman" w:cs="Times New Roman"/>
+      <w:b/>
+      <w:bCs/>
+      <w:kern w:val="36"/>
+      <w:sz w:val="48"/>
+      <w:szCs w:val="48"/>
+      <w:lang w:eastAsia="es-ES"/>
+    </w:rPr>
+  </w:style>
+  <w:style w:type="paragraph" w:styleId="Ttulo2">
+    <w:name w:val="heading 2"/>
+    <w:basedOn w:val="Normal"/>
+    <w:link w:val="Ttulo2Car"/>
+    <w:uiPriority w:val="9"/>
+    <w:qFormat/>
+    <w:rsid w:val="00EC6457"/>
+    <w:pPr>
+      <w:spacing w:before="100" w:beforeAutospacing="1" w:after="100" w:afterAutospacing="1" w:line="240" w:lineRule="auto"/>
+      <w:outlineLvl w:val="1"/>
+    </w:pPr>
+    <w:rPr>
+      <w:rFonts w:ascii="Times New Roman" w:eastAsia="Times New Roman" w:hAnsi="Times New Roman" w:cs="Times New Roman"/>
+      <w:b/>
+      <w:bCs/>
+      <w:sz w:val="36"/>
+      <w:szCs w:val="36"/>
+      <w:lang w:eastAsia="es-ES"/>
+    </w:rPr>
+  </w:style>
+  <w:style w:type="paragraph" w:styleId="Ttulo3">
+    <w:name w:val="heading 3"/>
+    <w:basedOn w:val="Normal"/>
+    <w:link w:val="Ttulo3Car"/>
+    <w:uiPriority w:val="9"/>
+    <w:qFormat/>
+    <w:rsid w:val="00EC6457"/>
+    <w:pPr>
+      <w:spacing w:before="100" w:beforeAutospacing="1" w:after="100" w:afterAutospacing="1" w:line="240" w:lineRule="auto"/>
+      <w:outlineLvl w:val="2"/>
+    </w:pPr>
+    <w:rPr>
+      <w:rFonts w:ascii="Times New Roman" w:eastAsia="Times New Roman" w:hAnsi="Times New Roman" w:cs="Times New Roman"/>
+      <w:b/>
+      <w:bCs/>
+      <w:sz w:val="27"/>
+      <w:szCs w:val="27"/>
+      <w:lang w:eastAsia="es-ES"/>
+    </w:rPr>
+  </w:style>
   <w:style w:type="character" w:default="1" w:styleId="Fuentedeprrafopredeter">
     <w:name w:val="Default Paragraph Font"/>
     <w:uiPriority w:val="1"/>
@@ -671,6 +3445,69 @@
       <w:rFonts w:ascii="Arial Narrow" w:hAnsi="Arial Narrow"/>
       <w:b/>
       <w:sz w:val="24"/>
+    </w:rPr>
+  </w:style>
+  <w:style w:type="character" w:customStyle="1" w:styleId="Ttulo1Car">
+    <w:name w:val="Título 1 Car"/>
+    <w:basedOn w:val="Fuentedeprrafopredeter"/>
+    <w:link w:val="Ttulo1"/>
+    <w:uiPriority w:val="9"/>
+    <w:rsid w:val="00EC6457"/>
+    <w:rPr>
+      <w:rFonts w:ascii="Times New Roman" w:eastAsia="Times New Roman" w:hAnsi="Times New Roman" w:cs="Times New Roman"/>
+      <w:b/>
+      <w:bCs/>
+      <w:kern w:val="36"/>
+      <w:sz w:val="48"/>
+      <w:szCs w:val="48"/>
+      <w:lang w:eastAsia="es-ES"/>
+    </w:rPr>
+  </w:style>
+  <w:style w:type="character" w:customStyle="1" w:styleId="Ttulo2Car">
+    <w:name w:val="Título 2 Car"/>
+    <w:basedOn w:val="Fuentedeprrafopredeter"/>
+    <w:link w:val="Ttulo2"/>
+    <w:uiPriority w:val="9"/>
+    <w:rsid w:val="00EC6457"/>
+    <w:rPr>
+      <w:rFonts w:ascii="Times New Roman" w:eastAsia="Times New Roman" w:hAnsi="Times New Roman" w:cs="Times New Roman"/>
+      <w:b/>
+      <w:bCs/>
+      <w:sz w:val="36"/>
+      <w:szCs w:val="36"/>
+      <w:lang w:eastAsia="es-ES"/>
+    </w:rPr>
+  </w:style>
+  <w:style w:type="character" w:customStyle="1" w:styleId="Ttulo3Car">
+    <w:name w:val="Título 3 Car"/>
+    <w:basedOn w:val="Fuentedeprrafopredeter"/>
+    <w:link w:val="Ttulo3"/>
+    <w:uiPriority w:val="9"/>
+    <w:rsid w:val="00EC6457"/>
+    <w:rPr>
+      <w:rFonts w:ascii="Times New Roman" w:eastAsia="Times New Roman" w:hAnsi="Times New Roman" w:cs="Times New Roman"/>
+      <w:b/>
+      <w:bCs/>
+      <w:sz w:val="27"/>
+      <w:szCs w:val="27"/>
+      <w:lang w:eastAsia="es-ES"/>
+    </w:rPr>
+  </w:style>
+  <w:style w:type="paragraph" w:styleId="NormalWeb">
+    <w:name w:val="Normal (Web)"/>
+    <w:basedOn w:val="Normal"/>
+    <w:uiPriority w:val="99"/>
+    <w:semiHidden/>
+    <w:unhideWhenUsed/>
+    <w:rsid w:val="00EC6457"/>
+    <w:pPr>
+      <w:spacing w:before="100" w:beforeAutospacing="1" w:after="100" w:afterAutospacing="1" w:line="240" w:lineRule="auto"/>
+    </w:pPr>
+    <w:rPr>
+      <w:rFonts w:ascii="Times New Roman" w:eastAsia="Times New Roman" w:hAnsi="Times New Roman" w:cs="Times New Roman"/>
+      <w:sz w:val="24"/>
+      <w:szCs w:val="24"/>
+      <w:lang w:eastAsia="es-ES"/>
     </w:rPr>
   </w:style>
 </w:styles>
